--- a/assets/templates/docx-template.docx
+++ b/assets/templates/docx-template.docx
@@ -1,13 +1,19 @@
 
 <file path=word/document.xml><?xml version="1.0" encoding="utf-8"?>
-<w:document xmlns:wpc="http://schemas.microsoft.com/office/word/2010/wordprocessingCanvas" xmlns:cx="http://schemas.microsoft.com/office/drawing/2014/chartex" xmlns:cx1="http://schemas.microsoft.com/office/drawing/2015/9/8/chartex" xmlns:cx2="http://schemas.microsoft.com/office/drawing/2015/10/21/chartex" xmlns:cx3="http://schemas.microsoft.com/office/drawing/2016/5/9/chartex" xmlns:cx4="http://schemas.microsoft.com/office/drawing/2016/5/10/chartex" xmlns:cx5="http://schemas.microsoft.com/office/drawing/2016/5/11/chartex" xmlns:cx6="http://schemas.microsoft.com/office/drawing/2016/5/12/chartex" xmlns:cx7="http://schemas.microsoft.com/office/drawing/2016/5/13/chartex" xmlns:cx8="http://schemas.microsoft.com/office/drawing/2016/5/14/chartex" xmlns:mc="http://schemas.openxmlformats.org/markup-compatibility/2006" xmlns:aink="http://schemas.microsoft.com/office/drawing/2016/ink" xmlns:am3d="http://schemas.microsoft.com/office/drawing/2017/model3d" xmlns:o="urn:schemas-microsoft-com:office:office" xmlns:oel="http://schemas.microsoft.com/office/2019/extlst" xmlns:r="http://schemas.openxmlformats.org/officeDocument/2006/relationships" xmlns:m="http://schemas.openxmlformats.org/officeDocument/2006/math" xmlns:v="urn:schemas-microsoft-com:vml" xmlns:wp14="http://schemas.microsoft.com/office/word/2010/wordprocessingDrawing" xmlns:wp="http://schemas.openxmlformats.org/drawingml/2006/wordprocessingDrawing" xmlns:w10="urn:schemas-microsoft-com:office:word" xmlns:w="http://schemas.openxmlformats.org/wordprocessingml/2006/main" xmlns:w14="http://schemas.microsoft.com/office/word/2010/wordml" xmlns:w15="http://schemas.microsoft.com/office/word/2012/wordml" xmlns:w16cex="http://schemas.microsoft.com/office/word/2018/wordml/cex" xmlns:w16cid="http://schemas.microsoft.com/office/word/2016/wordml/cid" xmlns:w16="http://schemas.microsoft.com/office/word/2018/wordml" xmlns:w16du="http://schemas.microsoft.com/office/word/2023/wordml/word16du" xmlns:w16sdtdh="http://schemas.microsoft.com/office/word/2020/wordml/sdtdatahash" xmlns:w16sdtfl="http://schemas.microsoft.com/office/word/2024/wordml/sdtformatlock" xmlns:w16se="http://schemas.microsoft.com/office/word/2015/wordml/symex" xmlns:wpg="http://schemas.microsoft.com/office/word/2010/wordprocessingGroup" xmlns:wpi="http://schemas.microsoft.com/office/word/2010/wordprocessingInk" xmlns:wne="http://schemas.microsoft.com/office/word/2006/wordml" xmlns:wps="http://schemas.microsoft.com/office/word/2010/wordprocessingShape" mc:Ignorable="w14 w15 w16se w16cid w16 w16cex w16sdtdh w16sdtfl w16du wp14">
+<w:document xmlns:wpc="http://schemas.microsoft.com/office/word/2010/wordprocessingCanvas" xmlns:cx="http://schemas.microsoft.com/office/drawing/2014/chartex" xmlns:cx1="http://schemas.microsoft.com/office/drawing/2015/9/8/chartex" xmlns:cx2="http://schemas.microsoft.com/office/drawing/2015/10/21/chartex" xmlns:cx3="http://schemas.microsoft.com/office/drawing/2016/5/9/chartex" xmlns:cx4="http://schemas.microsoft.com/office/drawing/2016/5/10/chartex" xmlns:cx5="http://schemas.microsoft.com/office/drawing/2016/5/11/chartex" xmlns:cx6="http://schemas.microsoft.com/office/drawing/2016/5/12/chartex" xmlns:cx7="http://schemas.microsoft.com/office/drawing/2016/5/13/chartex" xmlns:cx8="http://schemas.microsoft.com/office/drawing/2016/5/14/chartex" xmlns:mc="http://schemas.openxmlformats.org/markup-compatibility/2006" xmlns:m="http://schemas.openxmlformats.org/officeDocument/2006/math" xmlns:aink="http://schemas.microsoft.com/office/drawing/2016/ink" xmlns:am3d="http://schemas.microsoft.com/office/drawing/2017/model3d" xmlns:oel="http://schemas.microsoft.com/office/2019/extlst" xmlns:r="http://schemas.openxmlformats.org/officeDocument/2006/relationships" xmlns:wp14="http://schemas.microsoft.com/office/word/2010/wordprocessingDrawing" xmlns:wp="http://schemas.openxmlformats.org/drawingml/2006/wordprocessingDrawing" xmlns:wpg="http://schemas.microsoft.com/office/word/2010/wordprocessingGroup" xmlns:wpi="http://schemas.microsoft.com/office/word/2010/wordprocessingInk" xmlns:wps="http://schemas.microsoft.com/office/word/2010/wordprocessingShape" xmlns:o="urn:schemas-microsoft-com:office:office" xmlns:v="urn:schemas-microsoft-com:vml" xmlns:w10="urn:schemas-microsoft-com:office:word" xmlns:w="http://schemas.openxmlformats.org/wordprocessingml/2006/main" xmlns:w14="http://schemas.microsoft.com/office/word/2010/wordml" xmlns:w15="http://schemas.microsoft.com/office/word/2012/wordml" xmlns:w16cex="http://schemas.microsoft.com/office/word/2018/wordml/cex" xmlns:w16cid="http://schemas.microsoft.com/office/word/2016/wordml/cid" xmlns:w16="http://schemas.microsoft.com/office/word/2018/wordml" xmlns:w16sdtdh="http://schemas.microsoft.com/office/word/2020/wordml/sdtdatahash" xmlns:w16sdtfl="http://schemas.microsoft.com/office/word/2024/wordml/sdtformatlock" xmlns:w16se="http://schemas.microsoft.com/office/word/2015/wordml/symex" xmlns:w16du="http://schemas.microsoft.com/office/word/2023/wordml/word16du" xmlns:wne="http://schemas.microsoft.com/office/word/2006/wordml" mc:Ignorable="w14 w15 w16se w16cid w16 w16cex w16sdtdh w16sdtfl w16du wp14">
   <w:body>
     <w:p>
+      <w:pPr>
+        <w:pStyle w:val="Title"/>
+      </w:pPr>
       <w:r>
         <w:t>Title</w:t>
       </w:r>
     </w:p>
     <w:p>
+      <w:pPr>
+        <w:pStyle w:val="Subtitle"/>
+      </w:pPr>
       <w:r>
         <w:t>Subtitle</w:t>
       </w:r>
@@ -32,90 +38,96 @@
         <w:pStyle w:val="Heading1"/>
       </w:pPr>
       <w:bookmarkStart w:id="0" w:name="heading-1"/>
+      <w:bookmarkStart w:id="1" w:name="_Toc233205656"/>
       <w:r>
         <w:t>Heading 1</w:t>
       </w:r>
       <w:bookmarkEnd w:id="0"/>
+      <w:bookmarkEnd w:id="1"/>
     </w:p>
     <w:p>
       <w:pPr>
         <w:pStyle w:val="Heading2"/>
       </w:pPr>
-      <w:bookmarkStart w:id="1" w:name="heading-2"/>
+      <w:bookmarkStart w:id="2" w:name="heading-2"/>
+      <w:bookmarkStart w:id="3" w:name="_Toc233205657"/>
       <w:r>
         <w:t>Heading 2</w:t>
       </w:r>
-      <w:bookmarkEnd w:id="1"/>
+      <w:bookmarkEnd w:id="2"/>
+      <w:bookmarkEnd w:id="3"/>
     </w:p>
     <w:p>
       <w:pPr>
         <w:pStyle w:val="Heading3"/>
       </w:pPr>
-      <w:bookmarkStart w:id="2" w:name="heading-3"/>
+      <w:bookmarkStart w:id="4" w:name="heading-3"/>
+      <w:bookmarkStart w:id="5" w:name="_Toc233205658"/>
       <w:r>
         <w:t>Heading 3</w:t>
       </w:r>
-      <w:bookmarkEnd w:id="2"/>
-    </w:p>
-    <w:p>
-      <w:pPr>
-        <w:pStyle w:val="Heading4"/>
-      </w:pPr>
-      <w:bookmarkStart w:id="3" w:name="heading-4"/>
-      <w:r>
-        <w:t>Heading 4</w:t>
-      </w:r>
-      <w:bookmarkEnd w:id="3"/>
-    </w:p>
-    <w:p>
-      <w:pPr>
-        <w:pStyle w:val="Heading5"/>
-      </w:pPr>
-      <w:bookmarkStart w:id="4" w:name="heading-5"/>
-      <w:r>
-        <w:t>Heading 5</w:t>
-      </w:r>
       <w:bookmarkEnd w:id="4"/>
-    </w:p>
-    <w:p>
-      <w:pPr>
-        <w:pStyle w:val="Heading6"/>
-      </w:pPr>
-      <w:bookmarkStart w:id="5" w:name="heading-6"/>
-      <w:r>
-        <w:t>Heading 6</w:t>
-      </w:r>
       <w:bookmarkEnd w:id="5"/>
     </w:p>
     <w:p>
       <w:pPr>
-        <w:pStyle w:val="Heading7"/>
-      </w:pPr>
-      <w:bookmarkStart w:id="6" w:name="heading-7"/>
+        <w:pStyle w:val="Heading4"/>
+      </w:pPr>
+      <w:bookmarkStart w:id="6" w:name="heading-4"/>
       <w:r>
-        <w:t>Heading 7</w:t>
+        <w:t>Heading 4</w:t>
       </w:r>
       <w:bookmarkEnd w:id="6"/>
     </w:p>
     <w:p>
       <w:pPr>
-        <w:pStyle w:val="Heading8"/>
-      </w:pPr>
-      <w:bookmarkStart w:id="7" w:name="heading-8"/>
+        <w:pStyle w:val="Heading5"/>
+      </w:pPr>
+      <w:bookmarkStart w:id="7" w:name="heading-5"/>
       <w:r>
-        <w:t>Heading 8</w:t>
+        <w:t>Heading 5</w:t>
       </w:r>
       <w:bookmarkEnd w:id="7"/>
     </w:p>
     <w:p>
       <w:pPr>
+        <w:pStyle w:val="Heading6"/>
+      </w:pPr>
+      <w:bookmarkStart w:id="8" w:name="heading-6"/>
+      <w:r>
+        <w:t>Heading 6</w:t>
+      </w:r>
+      <w:bookmarkEnd w:id="8"/>
+    </w:p>
+    <w:p>
+      <w:pPr>
+        <w:pStyle w:val="Heading7"/>
+      </w:pPr>
+      <w:bookmarkStart w:id="9" w:name="heading-7"/>
+      <w:r>
+        <w:t>Heading 7</w:t>
+      </w:r>
+      <w:bookmarkEnd w:id="9"/>
+    </w:p>
+    <w:p>
+      <w:pPr>
+        <w:pStyle w:val="Heading8"/>
+      </w:pPr>
+      <w:bookmarkStart w:id="10" w:name="heading-8"/>
+      <w:r>
+        <w:t>Heading 8</w:t>
+      </w:r>
+      <w:bookmarkEnd w:id="10"/>
+    </w:p>
+    <w:p>
+      <w:pPr>
         <w:pStyle w:val="Heading9"/>
       </w:pPr>
-      <w:bookmarkStart w:id="8" w:name="heading-9"/>
+      <w:bookmarkStart w:id="11" w:name="heading-9"/>
       <w:r>
         <w:t>Heading 9</w:t>
       </w:r>
-      <w:bookmarkEnd w:id="8"/>
+      <w:bookmarkEnd w:id="11"/>
     </w:p>
     <w:p>
       <w:r>
@@ -126,7 +138,7 @@
       <w:r>
         <w:t xml:space="preserve">Body Text. Body Text Char. Verbatim Char. </w:t>
       </w:r>
-      <w:hyperlink r:id="rId11">
+      <w:hyperlink r:id="rId12">
         <w:r>
           <w:t>Hyperlink</w:t>
         </w:r>
@@ -255,6 +267,7 @@
     <w:p>
       <w:proofErr w:type="spellStart"/>
       <w:r>
+        <w:lastRenderedPageBreak/>
         <w:t>DefinitionTerm</w:t>
       </w:r>
       <w:proofErr w:type="spellEnd"/>
@@ -270,11 +283,267 @@
       </w:r>
     </w:p>
     <w:p/>
+    <w:sdt>
+      <w:sdtPr>
+        <w:rPr>
+          <w:color w:val="595959" w:themeColor="text1" w:themeTint="A6"/>
+          <w:spacing w:val="0"/>
+          <w:sz w:val="22"/>
+        </w:rPr>
+        <w:id w:val="1181542118"/>
+        <w:docPartObj>
+          <w:docPartGallery w:val="Table of Contents"/>
+          <w:docPartUnique/>
+        </w:docPartObj>
+      </w:sdtPr>
+      <w:sdtEndPr>
+        <w:rPr>
+          <w:noProof/>
+        </w:rPr>
+      </w:sdtEndPr>
+      <w:sdtContent>
+        <w:p>
+          <w:pPr>
+            <w:pStyle w:val="TOCHeading"/>
+          </w:pPr>
+          <w:r>
+            <w:t>Table of Contents</w:t>
+          </w:r>
+        </w:p>
+        <w:p>
+          <w:pPr>
+            <w:pStyle w:val="TOC1"/>
+            <w:rPr>
+              <w:rFonts w:eastAsiaTheme="minorEastAsia" w:cstheme="minorBidi"/>
+              <w:color w:val="auto"/>
+              <w:kern w:val="2"/>
+              <w:sz w:val="24"/>
+              <w:szCs w:val="24"/>
+              <w:lang w:val="en-AU" w:eastAsia="en-GB"/>
+              <w14:ligatures w14:val="standardContextual"/>
+            </w:rPr>
+          </w:pPr>
+          <w:r>
+            <w:fldChar w:fldCharType="begin"/>
+          </w:r>
+          <w:r>
+            <w:instrText xml:space="preserve"> TOC \o "1-1" \h \z \t "Heading 2,2,Heading 3,3" </w:instrText>
+          </w:r>
+          <w:r>
+            <w:fldChar w:fldCharType="separate"/>
+          </w:r>
+          <w:hyperlink w:anchor="_Toc233205656" w:history="1">
+            <w:r>
+              <w:rPr>
+                <w:rStyle w:val="Hyperlink"/>
+              </w:rPr>
+              <w:t>Heading 1</w:t>
+            </w:r>
+            <w:r>
+              <w:rPr>
+                <w:webHidden/>
+              </w:rPr>
+              <w:tab/>
+            </w:r>
+            <w:r>
+              <w:rPr>
+                <w:webHidden/>
+              </w:rPr>
+              <w:fldChar w:fldCharType="begin"/>
+            </w:r>
+            <w:r>
+              <w:rPr>
+                <w:webHidden/>
+              </w:rPr>
+              <w:instrText xml:space="preserve"> PAGEREF _Toc233205656 \h </w:instrText>
+            </w:r>
+            <w:r>
+              <w:rPr>
+                <w:webHidden/>
+              </w:rPr>
+            </w:r>
+            <w:r>
+              <w:rPr>
+                <w:webHidden/>
+              </w:rPr>
+              <w:fldChar w:fldCharType="separate"/>
+            </w:r>
+            <w:r>
+              <w:rPr>
+                <w:webHidden/>
+              </w:rPr>
+              <w:t>1</w:t>
+            </w:r>
+            <w:r>
+              <w:rPr>
+                <w:webHidden/>
+              </w:rPr>
+              <w:fldChar w:fldCharType="end"/>
+            </w:r>
+          </w:hyperlink>
+        </w:p>
+        <w:p>
+          <w:pPr>
+            <w:pStyle w:val="TOC2"/>
+            <w:rPr>
+              <w:rFonts w:eastAsiaTheme="minorEastAsia" w:cstheme="minorBidi"/>
+              <w:color w:val="auto"/>
+              <w:kern w:val="2"/>
+              <w:sz w:val="24"/>
+              <w:szCs w:val="24"/>
+              <w:lang w:val="en-AU" w:eastAsia="en-GB"/>
+              <w14:ligatures w14:val="standardContextual"/>
+            </w:rPr>
+          </w:pPr>
+          <w:hyperlink w:anchor="_Toc233205657" w:history="1">
+            <w:r>
+              <w:rPr>
+                <w:rStyle w:val="Hyperlink"/>
+              </w:rPr>
+              <w:t>Heading 2</w:t>
+            </w:r>
+            <w:r>
+              <w:rPr>
+                <w:webHidden/>
+              </w:rPr>
+              <w:tab/>
+            </w:r>
+            <w:r>
+              <w:rPr>
+                <w:webHidden/>
+              </w:rPr>
+              <w:fldChar w:fldCharType="begin"/>
+            </w:r>
+            <w:r>
+              <w:rPr>
+                <w:webHidden/>
+              </w:rPr>
+              <w:instrText xml:space="preserve"> PAGEREF _Toc233205657 \h </w:instrText>
+            </w:r>
+            <w:r>
+              <w:rPr>
+                <w:webHidden/>
+              </w:rPr>
+            </w:r>
+            <w:r>
+              <w:rPr>
+                <w:webHidden/>
+              </w:rPr>
+              <w:fldChar w:fldCharType="separate"/>
+            </w:r>
+            <w:r>
+              <w:rPr>
+                <w:webHidden/>
+              </w:rPr>
+              <w:t>1</w:t>
+            </w:r>
+            <w:r>
+              <w:rPr>
+                <w:webHidden/>
+              </w:rPr>
+              <w:fldChar w:fldCharType="end"/>
+            </w:r>
+          </w:hyperlink>
+        </w:p>
+        <w:p>
+          <w:pPr>
+            <w:pStyle w:val="TOC3"/>
+            <w:rPr>
+              <w:noProof/>
+              <w:color w:val="auto"/>
+              <w:kern w:val="2"/>
+              <w:sz w:val="24"/>
+              <w:szCs w:val="24"/>
+              <w:lang w:val="en-AU" w:eastAsia="en-GB"/>
+              <w14:ligatures w14:val="standardContextual"/>
+            </w:rPr>
+          </w:pPr>
+          <w:hyperlink w:anchor="_Toc233205658" w:history="1">
+            <w:r>
+              <w:rPr>
+                <w:rStyle w:val="Hyperlink"/>
+                <w:noProof/>
+              </w:rPr>
+              <w:t>Heading 3</w:t>
+            </w:r>
+            <w:r>
+              <w:rPr>
+                <w:noProof/>
+                <w:webHidden/>
+              </w:rPr>
+              <w:tab/>
+            </w:r>
+            <w:r>
+              <w:rPr>
+                <w:noProof/>
+                <w:webHidden/>
+              </w:rPr>
+              <w:fldChar w:fldCharType="begin"/>
+            </w:r>
+            <w:r>
+              <w:rPr>
+                <w:noProof/>
+                <w:webHidden/>
+              </w:rPr>
+              <w:instrText xml:space="preserve"> PAGEREF _Toc233205658 \h </w:instrText>
+            </w:r>
+            <w:r>
+              <w:rPr>
+                <w:noProof/>
+                <w:webHidden/>
+              </w:rPr>
+            </w:r>
+            <w:r>
+              <w:rPr>
+                <w:noProof/>
+                <w:webHidden/>
+              </w:rPr>
+              <w:fldChar w:fldCharType="separate"/>
+            </w:r>
+            <w:r>
+              <w:rPr>
+                <w:noProof/>
+                <w:webHidden/>
+              </w:rPr>
+              <w:t>1</w:t>
+            </w:r>
+            <w:r>
+              <w:rPr>
+                <w:noProof/>
+                <w:webHidden/>
+              </w:rPr>
+              <w:fldChar w:fldCharType="end"/>
+            </w:r>
+          </w:hyperlink>
+        </w:p>
+        <w:p>
+          <w:r>
+            <w:rPr>
+              <w:rFonts w:cstheme="minorHAnsi"/>
+              <w:b/>
+              <w:bCs/>
+              <w:color w:val="000000" w:themeColor="text1"/>
+            </w:rPr>
+            <w:fldChar w:fldCharType="end"/>
+          </w:r>
+        </w:p>
+      </w:sdtContent>
+    </w:sdt>
+    <w:p>
+      <w:pPr>
+        <w:spacing w:after="160" w:line="278" w:lineRule="auto"/>
+      </w:pPr>
+      <w:r>
+        <w:br w:type="page"/>
+      </w:r>
+    </w:p>
     <w:sectPr>
+      <w:footerReference w:type="default" r:id="rId13"/>
+      <w:headerReference w:type="first" r:id="rId14"/>
+      <w:footerReference w:type="first" r:id="rId15"/>
       <w:pgSz w:w="12240" w:h="15840"/>
       <w:pgMar w:top="1440" w:right="1440" w:bottom="1440" w:left="1440" w:header="720" w:footer="720" w:gutter="0"/>
       <w:cols w:space="720"/>
-      <w:titlePg/>
       <w:docGrid w:linePitch="360"/>
     </w:sectPr>
   </w:body>
@@ -282,7 +551,7 @@
 </file>
 
 <file path=word/endnotes.xml><?xml version="1.0" encoding="utf-8"?>
-<w:endnotes xmlns:wpc="http://schemas.microsoft.com/office/word/2010/wordprocessingCanvas" xmlns:cx="http://schemas.microsoft.com/office/drawing/2014/chartex" xmlns:cx1="http://schemas.microsoft.com/office/drawing/2015/9/8/chartex" xmlns:cx2="http://schemas.microsoft.com/office/drawing/2015/10/21/chartex" xmlns:cx3="http://schemas.microsoft.com/office/drawing/2016/5/9/chartex" xmlns:cx4="http://schemas.microsoft.com/office/drawing/2016/5/10/chartex" xmlns:cx5="http://schemas.microsoft.com/office/drawing/2016/5/11/chartex" xmlns:cx6="http://schemas.microsoft.com/office/drawing/2016/5/12/chartex" xmlns:cx7="http://schemas.microsoft.com/office/drawing/2016/5/13/chartex" xmlns:cx8="http://schemas.microsoft.com/office/drawing/2016/5/14/chartex" xmlns:mc="http://schemas.openxmlformats.org/markup-compatibility/2006" xmlns:aink="http://schemas.microsoft.com/office/drawing/2016/ink" xmlns:am3d="http://schemas.microsoft.com/office/drawing/2017/model3d" xmlns:o="urn:schemas-microsoft-com:office:office" xmlns:oel="http://schemas.microsoft.com/office/2019/extlst" xmlns:r="http://schemas.openxmlformats.org/officeDocument/2006/relationships" xmlns:m="http://schemas.openxmlformats.org/officeDocument/2006/math" xmlns:v="urn:schemas-microsoft-com:vml" xmlns:wp14="http://schemas.microsoft.com/office/word/2010/wordprocessingDrawing" xmlns:wp="http://schemas.openxmlformats.org/drawingml/2006/wordprocessingDrawing" xmlns:w10="urn:schemas-microsoft-com:office:word" xmlns:w="http://schemas.openxmlformats.org/wordprocessingml/2006/main" xmlns:w14="http://schemas.microsoft.com/office/word/2010/wordml" xmlns:w15="http://schemas.microsoft.com/office/word/2012/wordml" xmlns:w16cex="http://schemas.microsoft.com/office/word/2018/wordml/cex" xmlns:w16cid="http://schemas.microsoft.com/office/word/2016/wordml/cid" xmlns:w16="http://schemas.microsoft.com/office/word/2018/wordml" xmlns:w16du="http://schemas.microsoft.com/office/word/2023/wordml/word16du" xmlns:w16sdtdh="http://schemas.microsoft.com/office/word/2020/wordml/sdtdatahash" xmlns:w16sdtfl="http://schemas.microsoft.com/office/word/2024/wordml/sdtformatlock" xmlns:w16se="http://schemas.microsoft.com/office/word/2015/wordml/symex" xmlns:wpg="http://schemas.microsoft.com/office/word/2010/wordprocessingGroup" xmlns:wpi="http://schemas.microsoft.com/office/word/2010/wordprocessingInk" xmlns:wne="http://schemas.microsoft.com/office/word/2006/wordml" xmlns:wps="http://schemas.microsoft.com/office/word/2010/wordprocessingShape" mc:Ignorable="w14 w15 w16se w16cid w16 w16cex w16sdtdh w16sdtfl w16du wp14">
+<w:endnotes xmlns:wpc="http://schemas.microsoft.com/office/word/2010/wordprocessingCanvas" xmlns:cx="http://schemas.microsoft.com/office/drawing/2014/chartex" xmlns:cx1="http://schemas.microsoft.com/office/drawing/2015/9/8/chartex" xmlns:cx2="http://schemas.microsoft.com/office/drawing/2015/10/21/chartex" xmlns:cx3="http://schemas.microsoft.com/office/drawing/2016/5/9/chartex" xmlns:cx4="http://schemas.microsoft.com/office/drawing/2016/5/10/chartex" xmlns:cx5="http://schemas.microsoft.com/office/drawing/2016/5/11/chartex" xmlns:cx6="http://schemas.microsoft.com/office/drawing/2016/5/12/chartex" xmlns:cx7="http://schemas.microsoft.com/office/drawing/2016/5/13/chartex" xmlns:cx8="http://schemas.microsoft.com/office/drawing/2016/5/14/chartex" xmlns:mc="http://schemas.openxmlformats.org/markup-compatibility/2006" xmlns:m="http://schemas.openxmlformats.org/officeDocument/2006/math" xmlns:aink="http://schemas.microsoft.com/office/drawing/2016/ink" xmlns:am3d="http://schemas.microsoft.com/office/drawing/2017/model3d" xmlns:oel="http://schemas.microsoft.com/office/2019/extlst" xmlns:r="http://schemas.openxmlformats.org/officeDocument/2006/relationships" xmlns:wp14="http://schemas.microsoft.com/office/word/2010/wordprocessingDrawing" xmlns:wp="http://schemas.openxmlformats.org/drawingml/2006/wordprocessingDrawing" xmlns:wpg="http://schemas.microsoft.com/office/word/2010/wordprocessingGroup" xmlns:wpi="http://schemas.microsoft.com/office/word/2010/wordprocessingInk" xmlns:wps="http://schemas.microsoft.com/office/word/2010/wordprocessingShape" xmlns:o="urn:schemas-microsoft-com:office:office" xmlns:v="urn:schemas-microsoft-com:vml" xmlns:w10="urn:schemas-microsoft-com:office:word" xmlns:w="http://schemas.openxmlformats.org/wordprocessingml/2006/main" xmlns:w14="http://schemas.microsoft.com/office/word/2010/wordml" xmlns:w15="http://schemas.microsoft.com/office/word/2012/wordml" xmlns:w16cex="http://schemas.microsoft.com/office/word/2018/wordml/cex" xmlns:w16cid="http://schemas.microsoft.com/office/word/2016/wordml/cid" xmlns:w16="http://schemas.microsoft.com/office/word/2018/wordml" xmlns:w16sdtdh="http://schemas.microsoft.com/office/word/2020/wordml/sdtdatahash" xmlns:w16sdtfl="http://schemas.microsoft.com/office/word/2024/wordml/sdtformatlock" xmlns:w16se="http://schemas.microsoft.com/office/word/2015/wordml/symex" xmlns:w16du="http://schemas.microsoft.com/office/word/2023/wordml/word16du" xmlns:wne="http://schemas.microsoft.com/office/word/2006/wordml" mc:Ignorable="w14 w15 w16se w16cid w16 w16cex w16sdtdh w16sdtfl w16du wp14">
   <w:endnote w:type="separator" w:id="-1">
     <w:p>
       <w:r>
@@ -300,8 +569,147 @@
 </w:endnotes>
 </file>
 
+<file path=word/footer1.xml><?xml version="1.0" encoding="utf-8"?>
+<w:ftr xmlns:wpc="http://schemas.microsoft.com/office/word/2010/wordprocessingCanvas" xmlns:cx="http://schemas.microsoft.com/office/drawing/2014/chartex" xmlns:cx1="http://schemas.microsoft.com/office/drawing/2015/9/8/chartex" xmlns:cx2="http://schemas.microsoft.com/office/drawing/2015/10/21/chartex" xmlns:cx3="http://schemas.microsoft.com/office/drawing/2016/5/9/chartex" xmlns:cx4="http://schemas.microsoft.com/office/drawing/2016/5/10/chartex" xmlns:cx5="http://schemas.microsoft.com/office/drawing/2016/5/11/chartex" xmlns:cx6="http://schemas.microsoft.com/office/drawing/2016/5/12/chartex" xmlns:cx7="http://schemas.microsoft.com/office/drawing/2016/5/13/chartex" xmlns:cx8="http://schemas.microsoft.com/office/drawing/2016/5/14/chartex" xmlns:mc="http://schemas.openxmlformats.org/markup-compatibility/2006" xmlns:m="http://schemas.openxmlformats.org/officeDocument/2006/math" xmlns:aink="http://schemas.microsoft.com/office/drawing/2016/ink" xmlns:am3d="http://schemas.microsoft.com/office/drawing/2017/model3d" xmlns:oel="http://schemas.microsoft.com/office/2019/extlst" xmlns:r="http://schemas.openxmlformats.org/officeDocument/2006/relationships" xmlns:wp14="http://schemas.microsoft.com/office/word/2010/wordprocessingDrawing" xmlns:wp="http://schemas.openxmlformats.org/drawingml/2006/wordprocessingDrawing" xmlns:wpg="http://schemas.microsoft.com/office/word/2010/wordprocessingGroup" xmlns:wpi="http://schemas.microsoft.com/office/word/2010/wordprocessingInk" xmlns:wps="http://schemas.microsoft.com/office/word/2010/wordprocessingShape" xmlns:o="urn:schemas-microsoft-com:office:office" xmlns:v="urn:schemas-microsoft-com:vml" xmlns:w10="urn:schemas-microsoft-com:office:word" xmlns:w="http://schemas.openxmlformats.org/wordprocessingml/2006/main" xmlns:w14="http://schemas.microsoft.com/office/word/2010/wordml" xmlns:w15="http://schemas.microsoft.com/office/word/2012/wordml" xmlns:w16cex="http://schemas.microsoft.com/office/word/2018/wordml/cex" xmlns:w16cid="http://schemas.microsoft.com/office/word/2016/wordml/cid" xmlns:w16="http://schemas.microsoft.com/office/word/2018/wordml" xmlns:w16sdtdh="http://schemas.microsoft.com/office/word/2020/wordml/sdtdatahash" xmlns:w16sdtfl="http://schemas.microsoft.com/office/word/2024/wordml/sdtformatlock" xmlns:w16se="http://schemas.microsoft.com/office/word/2015/wordml/symex" xmlns:w16du="http://schemas.microsoft.com/office/word/2023/wordml/word16du" xmlns:wne="http://schemas.microsoft.com/office/word/2006/wordml" mc:Ignorable="w14 w15 w16se w16cid w16 w16cex w16sdtdh w16sdtfl w16du wp14">
+  <w:p>
+    <w:pPr>
+      <w:pStyle w:val="Footer"/>
+    </w:pPr>
+  </w:p>
+  <w:p>
+    <w:pPr>
+      <w:pStyle w:val="Footer"/>
+    </w:pPr>
+  </w:p>
+  <w:p>
+    <w:pPr>
+      <w:pStyle w:val="Footer"/>
+      <w:tabs>
+        <w:tab w:val="center" w:pos="5400"/>
+        <w:tab w:val="right" w:pos="10800"/>
+      </w:tabs>
+      <w:rPr>
+        <w:sz w:val="13"/>
+        <w:szCs w:val="13"/>
+        <w:lang w:val="en-AU"/>
+      </w:rPr>
+    </w:pPr>
+    <w:r>
+      <w:rPr>
+        <w:sz w:val="13"/>
+        <w:szCs w:val="13"/>
+        <w:lang w:val="en-AU"/>
+      </w:rPr>
+      <w:t>Generated with Pandoc for VS Code.</w:t>
+    </w:r>
+  </w:p>
+  <w:p>
+    <w:pPr>
+      <w:pStyle w:val="Footer"/>
+      <w:tabs>
+        <w:tab w:val="center" w:pos="5400"/>
+        <w:tab w:val="right" w:pos="10800"/>
+      </w:tabs>
+      <w:rPr>
+        <w:sz w:val="13"/>
+        <w:szCs w:val="13"/>
+      </w:rPr>
+    </w:pPr>
+    <w:r>
+      <w:rPr>
+        <w:sz w:val="13"/>
+        <w:szCs w:val="13"/>
+      </w:rPr>
+      <w:tab/>
+    </w:r>
+    <w:r>
+      <w:fldChar w:fldCharType="begin"/>
+    </w:r>
+    <w:r>
+      <w:instrText xml:space="preserve"> PAGE   \* MERGEFORMAT </w:instrText>
+    </w:r>
+    <w:r>
+      <w:fldChar w:fldCharType="separate"/>
+    </w:r>
+    <w:r>
+      <w:t>1</w:t>
+    </w:r>
+    <w:r>
+      <w:rPr>
+        <w:noProof/>
+      </w:rPr>
+      <w:fldChar w:fldCharType="end"/>
+    </w:r>
+  </w:p>
+</w:ftr>
+</file>
+
+<file path=word/footer2.xml><?xml version="1.0" encoding="utf-8"?>
+<w:ftr xmlns:wpc="http://schemas.microsoft.com/office/word/2010/wordprocessingCanvas" xmlns:cx="http://schemas.microsoft.com/office/drawing/2014/chartex" xmlns:cx1="http://schemas.microsoft.com/office/drawing/2015/9/8/chartex" xmlns:cx2="http://schemas.microsoft.com/office/drawing/2015/10/21/chartex" xmlns:cx3="http://schemas.microsoft.com/office/drawing/2016/5/9/chartex" xmlns:cx4="http://schemas.microsoft.com/office/drawing/2016/5/10/chartex" xmlns:cx5="http://schemas.microsoft.com/office/drawing/2016/5/11/chartex" xmlns:cx6="http://schemas.microsoft.com/office/drawing/2016/5/12/chartex" xmlns:cx7="http://schemas.microsoft.com/office/drawing/2016/5/13/chartex" xmlns:cx8="http://schemas.microsoft.com/office/drawing/2016/5/14/chartex" xmlns:mc="http://schemas.openxmlformats.org/markup-compatibility/2006" xmlns:m="http://schemas.openxmlformats.org/officeDocument/2006/math" xmlns:aink="http://schemas.microsoft.com/office/drawing/2016/ink" xmlns:am3d="http://schemas.microsoft.com/office/drawing/2017/model3d" xmlns:oel="http://schemas.microsoft.com/office/2019/extlst" xmlns:r="http://schemas.openxmlformats.org/officeDocument/2006/relationships" xmlns:wp14="http://schemas.microsoft.com/office/word/2010/wordprocessingDrawing" xmlns:wp="http://schemas.openxmlformats.org/drawingml/2006/wordprocessingDrawing" xmlns:wpg="http://schemas.microsoft.com/office/word/2010/wordprocessingGroup" xmlns:wpi="http://schemas.microsoft.com/office/word/2010/wordprocessingInk" xmlns:wps="http://schemas.microsoft.com/office/word/2010/wordprocessingShape" xmlns:o="urn:schemas-microsoft-com:office:office" xmlns:v="urn:schemas-microsoft-com:vml" xmlns:w10="urn:schemas-microsoft-com:office:word" xmlns:w="http://schemas.openxmlformats.org/wordprocessingml/2006/main" xmlns:w14="http://schemas.microsoft.com/office/word/2010/wordml" xmlns:w15="http://schemas.microsoft.com/office/word/2012/wordml" xmlns:w16cex="http://schemas.microsoft.com/office/word/2018/wordml/cex" xmlns:w16cid="http://schemas.microsoft.com/office/word/2016/wordml/cid" xmlns:w16="http://schemas.microsoft.com/office/word/2018/wordml" xmlns:w16sdtdh="http://schemas.microsoft.com/office/word/2020/wordml/sdtdatahash" xmlns:w16sdtfl="http://schemas.microsoft.com/office/word/2024/wordml/sdtformatlock" xmlns:w16se="http://schemas.microsoft.com/office/word/2015/wordml/symex" xmlns:w16du="http://schemas.microsoft.com/office/word/2023/wordml/word16du" xmlns:wne="http://schemas.microsoft.com/office/word/2006/wordml" mc:Ignorable="w14 w15 w16se w16cid w16 w16cex w16sdtdh w16sdtfl w16du wp14">
+  <w:p>
+    <w:pPr>
+      <w:pStyle w:val="Footer"/>
+    </w:pPr>
+  </w:p>
+  <w:p>
+    <w:pPr>
+      <w:pStyle w:val="Footer"/>
+    </w:pPr>
+  </w:p>
+  <w:p>
+    <w:pPr>
+      <w:pStyle w:val="Footer"/>
+      <w:tabs>
+        <w:tab w:val="center" w:pos="5400"/>
+        <w:tab w:val="right" w:pos="10800"/>
+      </w:tabs>
+      <w:rPr>
+        <w:sz w:val="13"/>
+        <w:szCs w:val="13"/>
+        <w:lang w:val="en-AU"/>
+      </w:rPr>
+    </w:pPr>
+    <w:r>
+      <w:rPr>
+        <w:sz w:val="13"/>
+        <w:szCs w:val="13"/>
+        <w:lang w:val="en-AU"/>
+      </w:rPr>
+      <w:t>Generated with Pandoc for VS Code.</w:t>
+    </w:r>
+  </w:p>
+  <w:p>
+    <w:pPr>
+      <w:pStyle w:val="Footer"/>
+      <w:tabs>
+        <w:tab w:val="center" w:pos="5400"/>
+        <w:tab w:val="right" w:pos="10800"/>
+      </w:tabs>
+      <w:rPr>
+        <w:sz w:val="13"/>
+        <w:szCs w:val="13"/>
+        <w:lang w:val="en-AU"/>
+      </w:rPr>
+    </w:pPr>
+  </w:p>
+  <w:p>
+    <w:pPr>
+      <w:pStyle w:val="Footer"/>
+      <w:tabs>
+        <w:tab w:val="center" w:pos="5400"/>
+        <w:tab w:val="right" w:pos="10800"/>
+      </w:tabs>
+      <w:rPr>
+        <w:sz w:val="13"/>
+        <w:szCs w:val="13"/>
+      </w:rPr>
+    </w:pPr>
+  </w:p>
+</w:ftr>
+</file>
+
 <file path=word/footnotes.xml><?xml version="1.0" encoding="utf-8"?>
-<w:footnotes xmlns:wpc="http://schemas.microsoft.com/office/word/2010/wordprocessingCanvas" xmlns:cx="http://schemas.microsoft.com/office/drawing/2014/chartex" xmlns:cx1="http://schemas.microsoft.com/office/drawing/2015/9/8/chartex" xmlns:cx2="http://schemas.microsoft.com/office/drawing/2015/10/21/chartex" xmlns:cx3="http://schemas.microsoft.com/office/drawing/2016/5/9/chartex" xmlns:cx4="http://schemas.microsoft.com/office/drawing/2016/5/10/chartex" xmlns:cx5="http://schemas.microsoft.com/office/drawing/2016/5/11/chartex" xmlns:cx6="http://schemas.microsoft.com/office/drawing/2016/5/12/chartex" xmlns:cx7="http://schemas.microsoft.com/office/drawing/2016/5/13/chartex" xmlns:cx8="http://schemas.microsoft.com/office/drawing/2016/5/14/chartex" xmlns:mc="http://schemas.openxmlformats.org/markup-compatibility/2006" xmlns:aink="http://schemas.microsoft.com/office/drawing/2016/ink" xmlns:am3d="http://schemas.microsoft.com/office/drawing/2017/model3d" xmlns:o="urn:schemas-microsoft-com:office:office" xmlns:oel="http://schemas.microsoft.com/office/2019/extlst" xmlns:r="http://schemas.openxmlformats.org/officeDocument/2006/relationships" xmlns:m="http://schemas.openxmlformats.org/officeDocument/2006/math" xmlns:v="urn:schemas-microsoft-com:vml" xmlns:wp14="http://schemas.microsoft.com/office/word/2010/wordprocessingDrawing" xmlns:wp="http://schemas.openxmlformats.org/drawingml/2006/wordprocessingDrawing" xmlns:w10="urn:schemas-microsoft-com:office:word" xmlns:w="http://schemas.openxmlformats.org/wordprocessingml/2006/main" xmlns:w14="http://schemas.microsoft.com/office/word/2010/wordml" xmlns:w15="http://schemas.microsoft.com/office/word/2012/wordml" xmlns:w16cex="http://schemas.microsoft.com/office/word/2018/wordml/cex" xmlns:w16cid="http://schemas.microsoft.com/office/word/2016/wordml/cid" xmlns:w16="http://schemas.microsoft.com/office/word/2018/wordml" xmlns:w16du="http://schemas.microsoft.com/office/word/2023/wordml/word16du" xmlns:w16sdtdh="http://schemas.microsoft.com/office/word/2020/wordml/sdtdatahash" xmlns:w16sdtfl="http://schemas.microsoft.com/office/word/2024/wordml/sdtformatlock" xmlns:w16se="http://schemas.microsoft.com/office/word/2015/wordml/symex" xmlns:wpg="http://schemas.microsoft.com/office/word/2010/wordprocessingGroup" xmlns:wpi="http://schemas.microsoft.com/office/word/2010/wordprocessingInk" xmlns:wne="http://schemas.microsoft.com/office/word/2006/wordml" xmlns:wps="http://schemas.microsoft.com/office/word/2010/wordprocessingShape" mc:Ignorable="w14 w15 w16se w16cid w16 w16cex w16sdtdh w16sdtfl w16du wp14">
+<w:footnotes xmlns:wpc="http://schemas.microsoft.com/office/word/2010/wordprocessingCanvas" xmlns:cx="http://schemas.microsoft.com/office/drawing/2014/chartex" xmlns:cx1="http://schemas.microsoft.com/office/drawing/2015/9/8/chartex" xmlns:cx2="http://schemas.microsoft.com/office/drawing/2015/10/21/chartex" xmlns:cx3="http://schemas.microsoft.com/office/drawing/2016/5/9/chartex" xmlns:cx4="http://schemas.microsoft.com/office/drawing/2016/5/10/chartex" xmlns:cx5="http://schemas.microsoft.com/office/drawing/2016/5/11/chartex" xmlns:cx6="http://schemas.microsoft.com/office/drawing/2016/5/12/chartex" xmlns:cx7="http://schemas.microsoft.com/office/drawing/2016/5/13/chartex" xmlns:cx8="http://schemas.microsoft.com/office/drawing/2016/5/14/chartex" xmlns:mc="http://schemas.openxmlformats.org/markup-compatibility/2006" xmlns:m="http://schemas.openxmlformats.org/officeDocument/2006/math" xmlns:aink="http://schemas.microsoft.com/office/drawing/2016/ink" xmlns:am3d="http://schemas.microsoft.com/office/drawing/2017/model3d" xmlns:oel="http://schemas.microsoft.com/office/2019/extlst" xmlns:r="http://schemas.openxmlformats.org/officeDocument/2006/relationships" xmlns:wp14="http://schemas.microsoft.com/office/word/2010/wordprocessingDrawing" xmlns:wp="http://schemas.openxmlformats.org/drawingml/2006/wordprocessingDrawing" xmlns:wpg="http://schemas.microsoft.com/office/word/2010/wordprocessingGroup" xmlns:wpi="http://schemas.microsoft.com/office/word/2010/wordprocessingInk" xmlns:wps="http://schemas.microsoft.com/office/word/2010/wordprocessingShape" xmlns:o="urn:schemas-microsoft-com:office:office" xmlns:v="urn:schemas-microsoft-com:vml" xmlns:w10="urn:schemas-microsoft-com:office:word" xmlns:w="http://schemas.openxmlformats.org/wordprocessingml/2006/main" xmlns:w14="http://schemas.microsoft.com/office/word/2010/wordml" xmlns:w15="http://schemas.microsoft.com/office/word/2012/wordml" xmlns:w16cex="http://schemas.microsoft.com/office/word/2018/wordml/cex" xmlns:w16cid="http://schemas.microsoft.com/office/word/2016/wordml/cid" xmlns:w16="http://schemas.microsoft.com/office/word/2018/wordml" xmlns:w16sdtdh="http://schemas.microsoft.com/office/word/2020/wordml/sdtdatahash" xmlns:w16sdtfl="http://schemas.microsoft.com/office/word/2024/wordml/sdtformatlock" xmlns:w16se="http://schemas.microsoft.com/office/word/2015/wordml/symex" xmlns:w16du="http://schemas.microsoft.com/office/word/2023/wordml/word16du" xmlns:wne="http://schemas.microsoft.com/office/word/2006/wordml" mc:Ignorable="w14 w15 w16se w16cid w16 w16cex w16sdtdh w16sdtfl w16du wp14">
   <w:footnote w:type="separator" w:id="-1">
     <w:p>
       <w:r>
@@ -334,8 +742,83 @@
 </w:footnotes>
 </file>
 
+<file path=word/header1.xml><?xml version="1.0" encoding="utf-8"?>
+<w:hdr xmlns:wpc="http://schemas.microsoft.com/office/word/2010/wordprocessingCanvas" xmlns:cx="http://schemas.microsoft.com/office/drawing/2014/chartex" xmlns:cx1="http://schemas.microsoft.com/office/drawing/2015/9/8/chartex" xmlns:cx2="http://schemas.microsoft.com/office/drawing/2015/10/21/chartex" xmlns:cx3="http://schemas.microsoft.com/office/drawing/2016/5/9/chartex" xmlns:cx4="http://schemas.microsoft.com/office/drawing/2016/5/10/chartex" xmlns:cx5="http://schemas.microsoft.com/office/drawing/2016/5/11/chartex" xmlns:cx6="http://schemas.microsoft.com/office/drawing/2016/5/12/chartex" xmlns:cx7="http://schemas.microsoft.com/office/drawing/2016/5/13/chartex" xmlns:cx8="http://schemas.microsoft.com/office/drawing/2016/5/14/chartex" xmlns:mc="http://schemas.openxmlformats.org/markup-compatibility/2006" xmlns:m="http://schemas.openxmlformats.org/officeDocument/2006/math" xmlns:aink="http://schemas.microsoft.com/office/drawing/2016/ink" xmlns:am3d="http://schemas.microsoft.com/office/drawing/2017/model3d" xmlns:oel="http://schemas.microsoft.com/office/2019/extlst" xmlns:r="http://schemas.openxmlformats.org/officeDocument/2006/relationships" xmlns:wp14="http://schemas.microsoft.com/office/word/2010/wordprocessingDrawing" xmlns:wp="http://schemas.openxmlformats.org/drawingml/2006/wordprocessingDrawing" xmlns:wpg="http://schemas.microsoft.com/office/word/2010/wordprocessingGroup" xmlns:wpi="http://schemas.microsoft.com/office/word/2010/wordprocessingInk" xmlns:wps="http://schemas.microsoft.com/office/word/2010/wordprocessingShape" xmlns:o="urn:schemas-microsoft-com:office:office" xmlns:v="urn:schemas-microsoft-com:vml" xmlns:w10="urn:schemas-microsoft-com:office:word" xmlns:w="http://schemas.openxmlformats.org/wordprocessingml/2006/main" xmlns:w14="http://schemas.microsoft.com/office/word/2010/wordml" xmlns:w15="http://schemas.microsoft.com/office/word/2012/wordml" xmlns:w16cex="http://schemas.microsoft.com/office/word/2018/wordml/cex" xmlns:w16cid="http://schemas.microsoft.com/office/word/2016/wordml/cid" xmlns:w16="http://schemas.microsoft.com/office/word/2018/wordml" xmlns:w16sdtdh="http://schemas.microsoft.com/office/word/2020/wordml/sdtdatahash" xmlns:w16sdtfl="http://schemas.microsoft.com/office/word/2024/wordml/sdtformatlock" xmlns:w16se="http://schemas.microsoft.com/office/word/2015/wordml/symex" xmlns:w16du="http://schemas.microsoft.com/office/word/2023/wordml/word16du" xmlns:wne="http://schemas.microsoft.com/office/word/2006/wordml" mc:Ignorable="w14 w15 w16se w16cid w16 w16cex w16sdtdh w16sdtfl w16du wp14">
+  <w:p>
+    <w:pPr>
+      <w:pStyle w:val="Header"/>
+    </w:pPr>
+  </w:p>
+  <w:p>
+    <w:pPr>
+      <w:pStyle w:val="Header"/>
+    </w:pPr>
+  </w:p>
+  <w:p>
+    <w:pPr>
+      <w:pStyle w:val="Header"/>
+    </w:pPr>
+  </w:p>
+  <w:p>
+    <w:pPr>
+      <w:pStyle w:val="Header"/>
+      <w:jc w:val="right"/>
+    </w:pPr>
+  </w:p>
+  <w:p>
+    <w:pPr>
+      <w:pStyle w:val="Header"/>
+      <w:jc w:val="right"/>
+    </w:pPr>
+  </w:p>
+  <w:p>
+    <w:pPr>
+      <w:pStyle w:val="Header"/>
+      <w:jc w:val="right"/>
+    </w:pPr>
+  </w:p>
+  <w:p>
+    <w:pPr>
+      <w:pStyle w:val="Header"/>
+    </w:pPr>
+  </w:p>
+  <w:p>
+    <w:pPr>
+      <w:pStyle w:val="Header"/>
+      <w:rPr>
+        <w:b/>
+        <w:bCs/>
+      </w:rPr>
+    </w:pPr>
+  </w:p>
+  <w:p>
+    <w:pPr>
+      <w:pStyle w:val="Header"/>
+      <w:tabs>
+        <w:tab w:val="clear" w:pos="4680"/>
+        <w:tab w:val="clear" w:pos="9360"/>
+        <w:tab w:val="left" w:pos="1556"/>
+      </w:tabs>
+    </w:pPr>
+    <w:r>
+      <w:tab/>
+    </w:r>
+  </w:p>
+  <w:p>
+    <w:pPr>
+      <w:pStyle w:val="Header"/>
+    </w:pPr>
+  </w:p>
+  <w:p>
+    <w:pPr>
+      <w:pStyle w:val="Header"/>
+    </w:pPr>
+  </w:p>
+</w:hdr>
+</file>
+
 <file path=word/numbering.xml><?xml version="1.0" encoding="utf-8"?>
-<w:numbering xmlns:wpc="http://schemas.microsoft.com/office/word/2010/wordprocessingCanvas" xmlns:cx="http://schemas.microsoft.com/office/drawing/2014/chartex" xmlns:cx1="http://schemas.microsoft.com/office/drawing/2015/9/8/chartex" xmlns:cx2="http://schemas.microsoft.com/office/drawing/2015/10/21/chartex" xmlns:cx3="http://schemas.microsoft.com/office/drawing/2016/5/9/chartex" xmlns:cx4="http://schemas.microsoft.com/office/drawing/2016/5/10/chartex" xmlns:cx5="http://schemas.microsoft.com/office/drawing/2016/5/11/chartex" xmlns:cx6="http://schemas.microsoft.com/office/drawing/2016/5/12/chartex" xmlns:cx7="http://schemas.microsoft.com/office/drawing/2016/5/13/chartex" xmlns:cx8="http://schemas.microsoft.com/office/drawing/2016/5/14/chartex" xmlns:mc="http://schemas.openxmlformats.org/markup-compatibility/2006" xmlns:aink="http://schemas.microsoft.com/office/drawing/2016/ink" xmlns:am3d="http://schemas.microsoft.com/office/drawing/2017/model3d" xmlns:o="urn:schemas-microsoft-com:office:office" xmlns:oel="http://schemas.microsoft.com/office/2019/extlst" xmlns:r="http://schemas.openxmlformats.org/officeDocument/2006/relationships" xmlns:m="http://schemas.openxmlformats.org/officeDocument/2006/math" xmlns:v="urn:schemas-microsoft-com:vml" xmlns:wp14="http://schemas.microsoft.com/office/word/2010/wordprocessingDrawing" xmlns:wp="http://schemas.openxmlformats.org/drawingml/2006/wordprocessingDrawing" xmlns:w10="urn:schemas-microsoft-com:office:word" xmlns:w="http://schemas.openxmlformats.org/wordprocessingml/2006/main" xmlns:w14="http://schemas.microsoft.com/office/word/2010/wordml" xmlns:w15="http://schemas.microsoft.com/office/word/2012/wordml" xmlns:w16cex="http://schemas.microsoft.com/office/word/2018/wordml/cex" xmlns:w16cid="http://schemas.microsoft.com/office/word/2016/wordml/cid" xmlns:w16="http://schemas.microsoft.com/office/word/2018/wordml" xmlns:w16du="http://schemas.microsoft.com/office/word/2023/wordml/word16du" xmlns:w16sdtdh="http://schemas.microsoft.com/office/word/2020/wordml/sdtdatahash" xmlns:w16sdtfl="http://schemas.microsoft.com/office/word/2024/wordml/sdtformatlock" xmlns:w16se="http://schemas.microsoft.com/office/word/2015/wordml/symex" xmlns:wpg="http://schemas.microsoft.com/office/word/2010/wordprocessingGroup" xmlns:wpi="http://schemas.microsoft.com/office/word/2010/wordprocessingInk" xmlns:wne="http://schemas.microsoft.com/office/word/2006/wordml" xmlns:wps="http://schemas.microsoft.com/office/word/2010/wordprocessingShape" mc:Ignorable="w14 w15 w16se w16cid w16 w16cex w16sdtdh w16sdtfl w16du wp14">
+<w:numbering xmlns:wpc="http://schemas.microsoft.com/office/word/2010/wordprocessingCanvas" xmlns:cx="http://schemas.microsoft.com/office/drawing/2014/chartex" xmlns:cx1="http://schemas.microsoft.com/office/drawing/2015/9/8/chartex" xmlns:cx2="http://schemas.microsoft.com/office/drawing/2015/10/21/chartex" xmlns:cx3="http://schemas.microsoft.com/office/drawing/2016/5/9/chartex" xmlns:cx4="http://schemas.microsoft.com/office/drawing/2016/5/10/chartex" xmlns:cx5="http://schemas.microsoft.com/office/drawing/2016/5/11/chartex" xmlns:cx6="http://schemas.microsoft.com/office/drawing/2016/5/12/chartex" xmlns:cx7="http://schemas.microsoft.com/office/drawing/2016/5/13/chartex" xmlns:cx8="http://schemas.microsoft.com/office/drawing/2016/5/14/chartex" xmlns:mc="http://schemas.openxmlformats.org/markup-compatibility/2006" xmlns:m="http://schemas.openxmlformats.org/officeDocument/2006/math" xmlns:aink="http://schemas.microsoft.com/office/drawing/2016/ink" xmlns:am3d="http://schemas.microsoft.com/office/drawing/2017/model3d" xmlns:oel="http://schemas.microsoft.com/office/2019/extlst" xmlns:r="http://schemas.openxmlformats.org/officeDocument/2006/relationships" xmlns:wp14="http://schemas.microsoft.com/office/word/2010/wordprocessingDrawing" xmlns:wp="http://schemas.openxmlformats.org/drawingml/2006/wordprocessingDrawing" xmlns:wpg="http://schemas.microsoft.com/office/word/2010/wordprocessingGroup" xmlns:wpi="http://schemas.microsoft.com/office/word/2010/wordprocessingInk" xmlns:wps="http://schemas.microsoft.com/office/word/2010/wordprocessingShape" xmlns:o="urn:schemas-microsoft-com:office:office" xmlns:v="urn:schemas-microsoft-com:vml" xmlns:w10="urn:schemas-microsoft-com:office:word" xmlns:w="http://schemas.openxmlformats.org/wordprocessingml/2006/main" xmlns:w14="http://schemas.microsoft.com/office/word/2010/wordml" xmlns:w15="http://schemas.microsoft.com/office/word/2012/wordml" xmlns:w16cex="http://schemas.microsoft.com/office/word/2018/wordml/cex" xmlns:w16cid="http://schemas.microsoft.com/office/word/2016/wordml/cid" xmlns:w16="http://schemas.microsoft.com/office/word/2018/wordml" xmlns:w16sdtdh="http://schemas.microsoft.com/office/word/2020/wordml/sdtdatahash" xmlns:w16sdtfl="http://schemas.microsoft.com/office/word/2024/wordml/sdtformatlock" xmlns:w16se="http://schemas.microsoft.com/office/word/2015/wordml/symex" xmlns:w16du="http://schemas.microsoft.com/office/word/2023/wordml/word16du" xmlns:wne="http://schemas.microsoft.com/office/word/2006/wordml" mc:Ignorable="w14 w15 w16se w16cid w16 w16cex w16sdtdh w16sdtfl w16du wp14">
   <w:abstractNum w:abstractNumId="0" w15:restartNumberingAfterBreak="0">
     <w:nsid w:val="FFFFFF83"/>
     <w:multiLevelType w:val="singleLevel"/>
@@ -1014,6 +1497,304 @@
       </w:pPr>
       <w:rPr>
         <w:rFonts w:ascii="Wingdings" w:hAnsi="Wingdings" w:hint="default"/>
+      </w:rPr>
+    </w:lvl>
+  </w:abstractNum>
+  <w:abstractNum w:abstractNumId="7" w15:restartNumberingAfterBreak="0">
+    <w:nsid w:val="576C258D"/>
+    <w:multiLevelType w:val="multilevel"/>
+    <w:tmpl w:val="AB6CE1D0"/>
+    <w:lvl w:ilvl="0">
+      <w:start w:val="1"/>
+      <w:numFmt w:val="bullet"/>
+      <w:lvlText w:val=""/>
+      <w:lvlJc w:val="left"/>
+      <w:pPr>
+        <w:tabs>
+          <w:tab w:val="num" w:pos="720"/>
+        </w:tabs>
+        <w:ind w:left="720" w:hanging="360"/>
+      </w:pPr>
+      <w:rPr>
+        <w:rFonts w:ascii="Symbol" w:hAnsi="Symbol" w:hint="default"/>
+        <w:sz w:val="20"/>
+      </w:rPr>
+    </w:lvl>
+    <w:lvl w:ilvl="1">
+      <w:start w:val="1"/>
+      <w:numFmt w:val="bullet"/>
+      <w:lvlText w:val="o"/>
+      <w:lvlJc w:val="left"/>
+      <w:pPr>
+        <w:tabs>
+          <w:tab w:val="num" w:pos="1440"/>
+        </w:tabs>
+        <w:ind w:left="1440" w:hanging="360"/>
+      </w:pPr>
+      <w:rPr>
+        <w:rFonts w:ascii="Courier New" w:hAnsi="Courier New" w:hint="default"/>
+        <w:sz w:val="20"/>
+      </w:rPr>
+    </w:lvl>
+    <w:lvl w:ilvl="2" w:tentative="1">
+      <w:start w:val="1"/>
+      <w:numFmt w:val="bullet"/>
+      <w:lvlText w:val=""/>
+      <w:lvlJc w:val="left"/>
+      <w:pPr>
+        <w:tabs>
+          <w:tab w:val="num" w:pos="2160"/>
+        </w:tabs>
+        <w:ind w:left="2160" w:hanging="360"/>
+      </w:pPr>
+      <w:rPr>
+        <w:rFonts w:ascii="Wingdings" w:hAnsi="Wingdings" w:hint="default"/>
+        <w:sz w:val="20"/>
+      </w:rPr>
+    </w:lvl>
+    <w:lvl w:ilvl="3" w:tentative="1">
+      <w:start w:val="1"/>
+      <w:numFmt w:val="bullet"/>
+      <w:lvlText w:val=""/>
+      <w:lvlJc w:val="left"/>
+      <w:pPr>
+        <w:tabs>
+          <w:tab w:val="num" w:pos="2880"/>
+        </w:tabs>
+        <w:ind w:left="2880" w:hanging="360"/>
+      </w:pPr>
+      <w:rPr>
+        <w:rFonts w:ascii="Wingdings" w:hAnsi="Wingdings" w:hint="default"/>
+        <w:sz w:val="20"/>
+      </w:rPr>
+    </w:lvl>
+    <w:lvl w:ilvl="4" w:tentative="1">
+      <w:start w:val="1"/>
+      <w:numFmt w:val="bullet"/>
+      <w:lvlText w:val=""/>
+      <w:lvlJc w:val="left"/>
+      <w:pPr>
+        <w:tabs>
+          <w:tab w:val="num" w:pos="3600"/>
+        </w:tabs>
+        <w:ind w:left="3600" w:hanging="360"/>
+      </w:pPr>
+      <w:rPr>
+        <w:rFonts w:ascii="Wingdings" w:hAnsi="Wingdings" w:hint="default"/>
+        <w:sz w:val="20"/>
+      </w:rPr>
+    </w:lvl>
+    <w:lvl w:ilvl="5" w:tentative="1">
+      <w:start w:val="1"/>
+      <w:numFmt w:val="bullet"/>
+      <w:lvlText w:val=""/>
+      <w:lvlJc w:val="left"/>
+      <w:pPr>
+        <w:tabs>
+          <w:tab w:val="num" w:pos="4320"/>
+        </w:tabs>
+        <w:ind w:left="4320" w:hanging="360"/>
+      </w:pPr>
+      <w:rPr>
+        <w:rFonts w:ascii="Wingdings" w:hAnsi="Wingdings" w:hint="default"/>
+        <w:sz w:val="20"/>
+      </w:rPr>
+    </w:lvl>
+    <w:lvl w:ilvl="6" w:tentative="1">
+      <w:start w:val="1"/>
+      <w:numFmt w:val="bullet"/>
+      <w:lvlText w:val=""/>
+      <w:lvlJc w:val="left"/>
+      <w:pPr>
+        <w:tabs>
+          <w:tab w:val="num" w:pos="5040"/>
+        </w:tabs>
+        <w:ind w:left="5040" w:hanging="360"/>
+      </w:pPr>
+      <w:rPr>
+        <w:rFonts w:ascii="Wingdings" w:hAnsi="Wingdings" w:hint="default"/>
+        <w:sz w:val="20"/>
+      </w:rPr>
+    </w:lvl>
+    <w:lvl w:ilvl="7" w:tentative="1">
+      <w:start w:val="1"/>
+      <w:numFmt w:val="bullet"/>
+      <w:lvlText w:val=""/>
+      <w:lvlJc w:val="left"/>
+      <w:pPr>
+        <w:tabs>
+          <w:tab w:val="num" w:pos="5760"/>
+        </w:tabs>
+        <w:ind w:left="5760" w:hanging="360"/>
+      </w:pPr>
+      <w:rPr>
+        <w:rFonts w:ascii="Wingdings" w:hAnsi="Wingdings" w:hint="default"/>
+        <w:sz w:val="20"/>
+      </w:rPr>
+    </w:lvl>
+    <w:lvl w:ilvl="8" w:tentative="1">
+      <w:start w:val="1"/>
+      <w:numFmt w:val="bullet"/>
+      <w:lvlText w:val=""/>
+      <w:lvlJc w:val="left"/>
+      <w:pPr>
+        <w:tabs>
+          <w:tab w:val="num" w:pos="6480"/>
+        </w:tabs>
+        <w:ind w:left="6480" w:hanging="360"/>
+      </w:pPr>
+      <w:rPr>
+        <w:rFonts w:ascii="Wingdings" w:hAnsi="Wingdings" w:hint="default"/>
+        <w:sz w:val="20"/>
+      </w:rPr>
+    </w:lvl>
+  </w:abstractNum>
+  <w:abstractNum w:abstractNumId="8" w15:restartNumberingAfterBreak="0">
+    <w:nsid w:val="61D279CF"/>
+    <w:multiLevelType w:val="multilevel"/>
+    <w:tmpl w:val="AE9E5114"/>
+    <w:lvl w:ilvl="0">
+      <w:start w:val="1"/>
+      <w:numFmt w:val="bullet"/>
+      <w:lvlText w:val=""/>
+      <w:lvlJc w:val="left"/>
+      <w:pPr>
+        <w:tabs>
+          <w:tab w:val="num" w:pos="720"/>
+        </w:tabs>
+        <w:ind w:left="720" w:hanging="360"/>
+      </w:pPr>
+      <w:rPr>
+        <w:rFonts w:ascii="Symbol" w:hAnsi="Symbol" w:hint="default"/>
+        <w:sz w:val="20"/>
+      </w:rPr>
+    </w:lvl>
+    <w:lvl w:ilvl="1">
+      <w:start w:val="1"/>
+      <w:numFmt w:val="bullet"/>
+      <w:lvlText w:val="o"/>
+      <w:lvlJc w:val="left"/>
+      <w:pPr>
+        <w:tabs>
+          <w:tab w:val="num" w:pos="1440"/>
+        </w:tabs>
+        <w:ind w:left="1440" w:hanging="360"/>
+      </w:pPr>
+      <w:rPr>
+        <w:rFonts w:ascii="Courier New" w:hAnsi="Courier New" w:hint="default"/>
+        <w:sz w:val="20"/>
+      </w:rPr>
+    </w:lvl>
+    <w:lvl w:ilvl="2" w:tentative="1">
+      <w:start w:val="1"/>
+      <w:numFmt w:val="bullet"/>
+      <w:lvlText w:val=""/>
+      <w:lvlJc w:val="left"/>
+      <w:pPr>
+        <w:tabs>
+          <w:tab w:val="num" w:pos="2160"/>
+        </w:tabs>
+        <w:ind w:left="2160" w:hanging="360"/>
+      </w:pPr>
+      <w:rPr>
+        <w:rFonts w:ascii="Wingdings" w:hAnsi="Wingdings" w:hint="default"/>
+        <w:sz w:val="20"/>
+      </w:rPr>
+    </w:lvl>
+    <w:lvl w:ilvl="3" w:tentative="1">
+      <w:start w:val="1"/>
+      <w:numFmt w:val="bullet"/>
+      <w:lvlText w:val=""/>
+      <w:lvlJc w:val="left"/>
+      <w:pPr>
+        <w:tabs>
+          <w:tab w:val="num" w:pos="2880"/>
+        </w:tabs>
+        <w:ind w:left="2880" w:hanging="360"/>
+      </w:pPr>
+      <w:rPr>
+        <w:rFonts w:ascii="Wingdings" w:hAnsi="Wingdings" w:hint="default"/>
+        <w:sz w:val="20"/>
+      </w:rPr>
+    </w:lvl>
+    <w:lvl w:ilvl="4" w:tentative="1">
+      <w:start w:val="1"/>
+      <w:numFmt w:val="bullet"/>
+      <w:lvlText w:val=""/>
+      <w:lvlJc w:val="left"/>
+      <w:pPr>
+        <w:tabs>
+          <w:tab w:val="num" w:pos="3600"/>
+        </w:tabs>
+        <w:ind w:left="3600" w:hanging="360"/>
+      </w:pPr>
+      <w:rPr>
+        <w:rFonts w:ascii="Wingdings" w:hAnsi="Wingdings" w:hint="default"/>
+        <w:sz w:val="20"/>
+      </w:rPr>
+    </w:lvl>
+    <w:lvl w:ilvl="5" w:tentative="1">
+      <w:start w:val="1"/>
+      <w:numFmt w:val="bullet"/>
+      <w:lvlText w:val=""/>
+      <w:lvlJc w:val="left"/>
+      <w:pPr>
+        <w:tabs>
+          <w:tab w:val="num" w:pos="4320"/>
+        </w:tabs>
+        <w:ind w:left="4320" w:hanging="360"/>
+      </w:pPr>
+      <w:rPr>
+        <w:rFonts w:ascii="Wingdings" w:hAnsi="Wingdings" w:hint="default"/>
+        <w:sz w:val="20"/>
+      </w:rPr>
+    </w:lvl>
+    <w:lvl w:ilvl="6" w:tentative="1">
+      <w:start w:val="1"/>
+      <w:numFmt w:val="bullet"/>
+      <w:lvlText w:val=""/>
+      <w:lvlJc w:val="left"/>
+      <w:pPr>
+        <w:tabs>
+          <w:tab w:val="num" w:pos="5040"/>
+        </w:tabs>
+        <w:ind w:left="5040" w:hanging="360"/>
+      </w:pPr>
+      <w:rPr>
+        <w:rFonts w:ascii="Wingdings" w:hAnsi="Wingdings" w:hint="default"/>
+        <w:sz w:val="20"/>
+      </w:rPr>
+    </w:lvl>
+    <w:lvl w:ilvl="7" w:tentative="1">
+      <w:start w:val="1"/>
+      <w:numFmt w:val="bullet"/>
+      <w:lvlText w:val=""/>
+      <w:lvlJc w:val="left"/>
+      <w:pPr>
+        <w:tabs>
+          <w:tab w:val="num" w:pos="5760"/>
+        </w:tabs>
+        <w:ind w:left="5760" w:hanging="360"/>
+      </w:pPr>
+      <w:rPr>
+        <w:rFonts w:ascii="Wingdings" w:hAnsi="Wingdings" w:hint="default"/>
+        <w:sz w:val="20"/>
+      </w:rPr>
+    </w:lvl>
+    <w:lvl w:ilvl="8" w:tentative="1">
+      <w:start w:val="1"/>
+      <w:numFmt w:val="bullet"/>
+      <w:lvlText w:val=""/>
+      <w:lvlJc w:val="left"/>
+      <w:pPr>
+        <w:tabs>
+          <w:tab w:val="num" w:pos="6480"/>
+        </w:tabs>
+        <w:ind w:left="6480" w:hanging="360"/>
+      </w:pPr>
+      <w:rPr>
+        <w:rFonts w:ascii="Wingdings" w:hAnsi="Wingdings" w:hint="default"/>
+        <w:sz w:val="20"/>
       </w:rPr>
     </w:lvl>
   </w:abstractNum>
@@ -1038,12 +1819,18 @@
   <w:num w:numId="7" w16cid:durableId="361709653">
     <w:abstractNumId w:val="6"/>
   </w:num>
+  <w:num w:numId="8" w16cid:durableId="985360326">
+    <w:abstractNumId w:val="7"/>
+  </w:num>
+  <w:num w:numId="9" w16cid:durableId="1960988184">
+    <w:abstractNumId w:val="8"/>
+  </w:num>
   <w:numIdMacAtCleanup w:val="7"/>
 </w:numbering>
 </file>
 
 <file path=word/styles.xml><?xml version="1.0" encoding="utf-8"?>
-<w:styles xmlns:mc="http://schemas.openxmlformats.org/markup-compatibility/2006" xmlns:r="http://schemas.openxmlformats.org/officeDocument/2006/relationships" xmlns:w="http://schemas.openxmlformats.org/wordprocessingml/2006/main" xmlns:w14="http://schemas.microsoft.com/office/word/2010/wordml" xmlns:w15="http://schemas.microsoft.com/office/word/2012/wordml" xmlns:w16cex="http://schemas.microsoft.com/office/word/2018/wordml/cex" xmlns:w16cid="http://schemas.microsoft.com/office/word/2016/wordml/cid" xmlns:w16="http://schemas.microsoft.com/office/word/2018/wordml" xmlns:w16du="http://schemas.microsoft.com/office/word/2023/wordml/word16du" xmlns:w16sdtdh="http://schemas.microsoft.com/office/word/2020/wordml/sdtdatahash" xmlns:w16sdtfl="http://schemas.microsoft.com/office/word/2024/wordml/sdtformatlock" xmlns:w16se="http://schemas.microsoft.com/office/word/2015/wordml/symex" mc:Ignorable="w14 w15 w16se w16cid w16 w16cex w16sdtdh w16sdtfl w16du">
+<w:styles xmlns:mc="http://schemas.openxmlformats.org/markup-compatibility/2006" xmlns:r="http://schemas.openxmlformats.org/officeDocument/2006/relationships" xmlns:w="http://schemas.openxmlformats.org/wordprocessingml/2006/main" xmlns:w14="http://schemas.microsoft.com/office/word/2010/wordml" xmlns:w15="http://schemas.microsoft.com/office/word/2012/wordml" xmlns:w16cex="http://schemas.microsoft.com/office/word/2018/wordml/cex" xmlns:w16cid="http://schemas.microsoft.com/office/word/2016/wordml/cid" xmlns:w16="http://schemas.microsoft.com/office/word/2018/wordml" xmlns:w16sdtdh="http://schemas.microsoft.com/office/word/2020/wordml/sdtdatahash" xmlns:w16sdtfl="http://schemas.microsoft.com/office/word/2024/wordml/sdtformatlock" xmlns:w16se="http://schemas.microsoft.com/office/word/2015/wordml/symex" xmlns:w16du="http://schemas.microsoft.com/office/word/2023/wordml/word16du" mc:Ignorable="w14 w15 w16se w16cid w16 w16cex w16sdtdh w16sdtfl w16du">
   <w:docDefaults>
     <w:rPrDefault>
       <w:rPr>
@@ -1462,7 +2249,7 @@
     <w:link w:val="Heading1Char"/>
     <w:uiPriority w:val="9"/>
     <w:qFormat/>
-    <w:rsid w:val="00A60E36"/>
+    <w:rsid w:val="00010838"/>
     <w:pPr>
       <w:keepNext/>
       <w:spacing w:line="278" w:lineRule="auto"/>
@@ -1472,7 +2259,7 @@
       <w:rFonts w:asciiTheme="majorHAnsi" w:hAnsiTheme="majorHAnsi"/>
       <w:b/>
       <w:caps/>
-      <w:color w:val="D81E00"/>
+      <w:color w:val="B83A4A"/>
       <w:spacing w:val="20"/>
       <w:kern w:val="36"/>
       <w:sz w:val="36"/>
@@ -1485,7 +2272,7 @@
     <w:link w:val="Heading2Char"/>
     <w:uiPriority w:val="9"/>
     <w:qFormat/>
-    <w:rsid w:val="00A60E36"/>
+    <w:rsid w:val="00197795"/>
     <w:pPr>
       <w:keepNext/>
       <w:keepLines/>
@@ -1494,7 +2281,7 @@
     </w:pPr>
     <w:rPr>
       <w:rFonts w:asciiTheme="majorHAnsi" w:eastAsiaTheme="majorEastAsia" w:hAnsiTheme="majorHAnsi" w:cstheme="majorBidi"/>
-      <w:color w:val="D9461E"/>
+      <w:color w:val="891401"/>
       <w:sz w:val="32"/>
       <w:szCs w:val="32"/>
     </w:rPr>
@@ -1507,7 +2294,7 @@
     <w:uiPriority w:val="9"/>
     <w:semiHidden/>
     <w:qFormat/>
-    <w:rsid w:val="00A60E36"/>
+    <w:rsid w:val="00197795"/>
     <w:pPr>
       <w:keepNext/>
       <w:keepLines/>
@@ -1517,7 +2304,7 @@
     <w:rPr>
       <w:rFonts w:eastAsiaTheme="majorEastAsia" w:cstheme="majorBidi"/>
       <w:b/>
-      <w:color w:val="FF7D41"/>
+      <w:color w:val="AC3600"/>
       <w:sz w:val="28"/>
       <w:szCs w:val="28"/>
     </w:rPr>
@@ -1678,12 +2465,12 @@
     <w:basedOn w:val="DefaultParagraphFont"/>
     <w:link w:val="Heading1"/>
     <w:uiPriority w:val="9"/>
-    <w:rsid w:val="00A60E36"/>
+    <w:rsid w:val="00010838"/>
     <w:rPr>
       <w:rFonts w:asciiTheme="majorHAnsi" w:eastAsiaTheme="minorEastAsia" w:hAnsiTheme="majorHAnsi"/>
       <w:b/>
       <w:caps/>
-      <w:color w:val="D81E00"/>
+      <w:color w:val="B83A4A"/>
       <w:spacing w:val="20"/>
       <w:kern w:val="36"/>
       <w:sz w:val="36"/>
@@ -1696,10 +2483,10 @@
     <w:basedOn w:val="DefaultParagraphFont"/>
     <w:link w:val="Heading2"/>
     <w:uiPriority w:val="9"/>
-    <w:rsid w:val="00A60E36"/>
+    <w:rsid w:val="00197795"/>
     <w:rPr>
       <w:rFonts w:asciiTheme="majorHAnsi" w:eastAsiaTheme="majorEastAsia" w:hAnsiTheme="majorHAnsi" w:cstheme="majorBidi"/>
-      <w:color w:val="D9461E"/>
+      <w:color w:val="891401"/>
       <w:kern w:val="0"/>
       <w:sz w:val="32"/>
       <w:szCs w:val="32"/>
@@ -1712,11 +2499,11 @@
     <w:link w:val="Heading3"/>
     <w:uiPriority w:val="9"/>
     <w:semiHidden/>
-    <w:rsid w:val="00A60E36"/>
+    <w:rsid w:val="00197795"/>
     <w:rPr>
       <w:rFonts w:eastAsiaTheme="majorEastAsia" w:cstheme="majorBidi"/>
       <w:b/>
-      <w:color w:val="FF7D41"/>
+      <w:color w:val="AC3600"/>
       <w:kern w:val="0"/>
       <w:sz w:val="28"/>
       <w:szCs w:val="28"/>
@@ -1826,17 +2613,17 @@
     <w:link w:val="TitleChar"/>
     <w:uiPriority w:val="10"/>
     <w:qFormat/>
-    <w:rsid w:val="00A60E36"/>
-    <w:pPr>
-      <w:spacing w:after="0" w:line="192" w:lineRule="auto"/>
+    <w:rsid w:val="00010838"/>
+    <w:pPr>
+      <w:spacing w:before="0" w:after="480" w:line="240" w:lineRule="auto"/>
       <w:contextualSpacing/>
     </w:pPr>
     <w:rPr>
-      <w:rFonts w:eastAsiaTheme="majorEastAsia" w:cstheme="majorBidi"/>
-      <w:color w:val="000000" w:themeColor="text1"/>
+      <w:rFonts w:asciiTheme="majorHAnsi" w:eastAsiaTheme="majorEastAsia" w:hAnsiTheme="majorHAnsi" w:cstheme="majorBidi"/>
+      <w:color w:val="C00000"/>
       <w:spacing w:val="-10"/>
       <w:kern w:val="28"/>
-      <w:sz w:val="96"/>
+      <w:sz w:val="72"/>
       <w:szCs w:val="96"/>
       <w14:ligatures w14:val="standardContextual"/>
     </w:rPr>
@@ -1846,13 +2633,13 @@
     <w:basedOn w:val="DefaultParagraphFont"/>
     <w:link w:val="Title"/>
     <w:uiPriority w:val="10"/>
-    <w:rsid w:val="00A60E36"/>
-    <w:rPr>
-      <w:rFonts w:eastAsiaTheme="majorEastAsia" w:cstheme="majorBidi"/>
-      <w:color w:val="000000" w:themeColor="text1"/>
+    <w:rsid w:val="00010838"/>
+    <w:rPr>
+      <w:rFonts w:asciiTheme="majorHAnsi" w:eastAsiaTheme="majorEastAsia" w:hAnsiTheme="majorHAnsi" w:cstheme="majorBidi"/>
+      <w:color w:val="C00000"/>
       <w:spacing w:val="-10"/>
       <w:kern w:val="28"/>
-      <w:sz w:val="96"/>
+      <w:sz w:val="72"/>
       <w:szCs w:val="96"/>
     </w:rPr>
   </w:style>
@@ -1863,19 +2650,18 @@
     <w:link w:val="SubtitleChar"/>
     <w:uiPriority w:val="11"/>
     <w:qFormat/>
-    <w:rsid w:val="00A60E36"/>
+    <w:rsid w:val="00681142"/>
     <w:pPr>
       <w:numPr>
         <w:ilvl w:val="1"/>
       </w:numPr>
-      <w:spacing w:line="278" w:lineRule="auto"/>
+      <w:spacing w:before="120" w:after="480" w:line="240" w:lineRule="auto"/>
     </w:pPr>
     <w:rPr>
       <w:rFonts w:asciiTheme="majorHAnsi" w:eastAsiaTheme="majorEastAsia" w:hAnsiTheme="majorHAnsi" w:cs="Times New Roman (Headings CS)"/>
       <w:b/>
       <w:bCs/>
       <w:caps/>
-      <w:color w:val="4E1529" w:themeColor="accent4" w:themeShade="BF"/>
       <w:spacing w:val="20"/>
       <w:kern w:val="2"/>
       <w:sz w:val="36"/>
@@ -1888,13 +2674,13 @@
     <w:basedOn w:val="DefaultParagraphFont"/>
     <w:link w:val="Subtitle"/>
     <w:uiPriority w:val="11"/>
-    <w:rsid w:val="00A60E36"/>
+    <w:rsid w:val="00681142"/>
     <w:rPr>
       <w:rFonts w:asciiTheme="majorHAnsi" w:eastAsiaTheme="majorEastAsia" w:hAnsiTheme="majorHAnsi" w:cs="Times New Roman (Headings CS)"/>
       <w:b/>
       <w:bCs/>
       <w:caps/>
-      <w:color w:val="4E1529" w:themeColor="accent4" w:themeShade="BF"/>
+      <w:color w:val="595959" w:themeColor="text1" w:themeTint="A6"/>
       <w:spacing w:val="20"/>
       <w:sz w:val="36"/>
       <w:szCs w:val="40"/>
@@ -2449,14 +3235,14 @@
     <w:next w:val="Normal"/>
     <w:uiPriority w:val="39"/>
     <w:qFormat/>
-    <w:rsid w:val="00A60E36"/>
+    <w:rsid w:val="00010838"/>
     <w:pPr>
       <w:spacing w:line="192" w:lineRule="auto"/>
     </w:pPr>
     <w:rPr>
-      <w:color w:val="000000" w:themeColor="text1"/>
+      <w:color w:val="B83A4A"/>
       <w:spacing w:val="-10"/>
-      <w:sz w:val="96"/>
+      <w:sz w:val="56"/>
     </w:rPr>
   </w:style>
   <w:style w:type="paragraph" w:styleId="TOC1">
@@ -2465,21 +3251,17 @@
     <w:next w:val="Normal"/>
     <w:autoRedefine/>
     <w:uiPriority w:val="39"/>
-    <w:rsid w:val="00A60E36"/>
+    <w:rsid w:val="00DA28D5"/>
     <w:pPr>
       <w:tabs>
-        <w:tab w:val="right" w:pos="440"/>
-        <w:tab w:val="right" w:pos="491"/>
-        <w:tab w:val="right" w:pos="4901"/>
-        <w:tab w:val="right" w:leader="dot" w:pos="10790"/>
+        <w:tab w:val="right" w:leader="dot" w:pos="9072"/>
       </w:tabs>
       <w:spacing w:line="240" w:lineRule="auto"/>
-      <w:ind w:right="642"/>
     </w:pPr>
     <w:rPr>
       <w:rFonts w:eastAsiaTheme="minorHAnsi" w:cs="Times New Roman (Body CS)"/>
       <w:noProof/>
-      <w:color w:val="000000" w:themeColor="text1"/>
+      <w:color w:val="262626" w:themeColor="text1" w:themeTint="D9"/>
     </w:rPr>
   </w:style>
   <w:style w:type="character" w:styleId="Hyperlink">
@@ -2498,22 +3280,23 @@
     <w:next w:val="Normal"/>
     <w:autoRedefine/>
     <w:uiPriority w:val="39"/>
-    <w:rsid w:val="00A60E36"/>
+    <w:rsid w:val="00AF5735"/>
     <w:pPr>
       <w:tabs>
-        <w:tab w:val="right" w:leader="dot" w:pos="4905"/>
+        <w:tab w:val="right" w:leader="dot" w:pos="9072"/>
       </w:tabs>
       <w:spacing w:line="240" w:lineRule="auto"/>
-      <w:ind w:left="360"/>
+      <w:ind w:left="340"/>
     </w:pPr>
     <w:rPr>
       <w:rFonts w:eastAsiaTheme="minorHAnsi" w:cs="Times New Roman (Body CS)"/>
       <w:noProof/>
-      <w:color w:val="000000" w:themeColor="text1"/>
+      <w:color w:val="262626" w:themeColor="text1" w:themeTint="D9"/>
     </w:rPr>
   </w:style>
   <w:style w:type="paragraph" w:styleId="NoSpacing">
     <w:name w:val="No Spacing"/>
+    <w:link w:val="NoSpacingChar"/>
     <w:uiPriority w:val="1"/>
     <w:qFormat/>
     <w:rsid w:val="00A60E36"/>
@@ -4795,6 +5578,72 @@
       <w:b/>
       <w:i/>
       <w:color w:val="60A0B0"/>
+    </w:rPr>
+  </w:style>
+  <w:style w:type="character" w:customStyle="1" w:styleId="NoSpacingChar">
+    <w:name w:val="No Spacing Char"/>
+    <w:basedOn w:val="DefaultParagraphFont"/>
+    <w:link w:val="NoSpacing"/>
+    <w:uiPriority w:val="1"/>
+    <w:rsid w:val="00181E27"/>
+    <w:rPr>
+      <w:i/>
+      <w:color w:val="595959" w:themeColor="text1" w:themeTint="A6"/>
+      <w:kern w:val="0"/>
+      <w:szCs w:val="22"/>
+      <w14:ligatures w14:val="none"/>
+    </w:rPr>
+  </w:style>
+  <w:style w:type="paragraph" w:styleId="HTMLPreformatted">
+    <w:name w:val="HTML Preformatted"/>
+    <w:basedOn w:val="Normal"/>
+    <w:link w:val="HTMLPreformattedChar"/>
+    <w:uiPriority w:val="99"/>
+    <w:semiHidden/>
+    <w:unhideWhenUsed/>
+    <w:rsid w:val="001644F7"/>
+    <w:pPr>
+      <w:spacing w:before="0" w:after="0" w:line="240" w:lineRule="auto"/>
+    </w:pPr>
+    <w:rPr>
+      <w:rFonts w:ascii="Consolas" w:hAnsi="Consolas" w:cs="Consolas"/>
+      <w:sz w:val="20"/>
+      <w:szCs w:val="20"/>
+    </w:rPr>
+  </w:style>
+  <w:style w:type="character" w:customStyle="1" w:styleId="HTMLPreformattedChar">
+    <w:name w:val="HTML Preformatted Char"/>
+    <w:basedOn w:val="DefaultParagraphFont"/>
+    <w:link w:val="HTMLPreformatted"/>
+    <w:uiPriority w:val="99"/>
+    <w:semiHidden/>
+    <w:rsid w:val="001644F7"/>
+    <w:rPr>
+      <w:rFonts w:ascii="Consolas" w:eastAsiaTheme="minorEastAsia" w:hAnsi="Consolas" w:cs="Consolas"/>
+      <w:color w:val="595959" w:themeColor="text1" w:themeTint="A6"/>
+      <w:kern w:val="0"/>
+      <w:sz w:val="20"/>
+      <w:szCs w:val="20"/>
+      <w14:ligatures w14:val="none"/>
+    </w:rPr>
+  </w:style>
+  <w:style w:type="paragraph" w:styleId="TOC3">
+    <w:name w:val="toc 3"/>
+    <w:basedOn w:val="Normal"/>
+    <w:next w:val="Normal"/>
+    <w:autoRedefine/>
+    <w:uiPriority w:val="39"/>
+    <w:unhideWhenUsed/>
+    <w:rsid w:val="00DA28D5"/>
+    <w:pPr>
+      <w:tabs>
+        <w:tab w:val="right" w:leader="dot" w:pos="9072"/>
+      </w:tabs>
+      <w:spacing w:line="240" w:lineRule="auto"/>
+      <w:ind w:left="680"/>
+    </w:pPr>
+    <w:rPr>
+      <w:color w:val="262626" w:themeColor="text1" w:themeTint="D9"/>
     </w:rPr>
   </w:style>
 </w:styles>
@@ -5022,39 +5871,17 @@
 </file>
 
 <file path=customXml/item1.xml><?xml version="1.0" encoding="utf-8"?>
-<b:Sources xmlns:b="http://schemas.openxmlformats.org/officeDocument/2006/bibliography" xmlns="http://schemas.openxmlformats.org/officeDocument/2006/bibliography" SelectedStyle="/APASixthEditionOfficeOnline.xsl" StyleName="APA" Version="6"/>
+<CoverPageProperties xmlns="http://schemas.microsoft.com/office/2006/coverPageProps">
+  <PublishDate>2026-06-24T00:00:00</PublishDate>
+  <Abstract/>
+  <CompanyAddress/>
+  <CompanyPhone/>
+  <CompanyFax/>
+  <CompanyEmail/>
+</CoverPageProperties>
 </file>
 
 <file path=customXml/item2.xml><?xml version="1.0" encoding="utf-8"?>
-<?mso-contentType ?>
-<FormTemplates xmlns="http://schemas.microsoft.com/sharepoint/v3/contenttype/forms">
-  <Display>DocumentLibraryForm</Display>
-  <Edit>DocumentLibraryForm</Edit>
-  <New>DocumentLibraryForm</New>
-</FormTemplates>
-</file>
-
-<file path=customXml/item3.xml><?xml version="1.0" encoding="utf-8"?>
-<p:properties xmlns:p="http://schemas.microsoft.com/office/2006/metadata/properties" xmlns:xsi="http://www.w3.org/2001/XMLSchema-instance" xmlns:pc="http://schemas.microsoft.com/office/infopath/2007/PartnerControls">
-  <documentManagement>
-    <_ip_UnifiedCompliancePolicyUIAction xmlns="http://schemas.microsoft.com/sharepoint/v3" xsi:nil="true"/>
-    <Image xmlns="71af3243-3dd4-4a8d-8c0d-dd76da1f02a5">
-      <Url xsi:nil="true"/>
-      <Description xsi:nil="true"/>
-    </Image>
-    <Status xmlns="71af3243-3dd4-4a8d-8c0d-dd76da1f02a5">Not started</Status>
-    <Background xmlns="71af3243-3dd4-4a8d-8c0d-dd76da1f02a5">false</Background>
-    <_ip_UnifiedCompliancePolicyProperties xmlns="http://schemas.microsoft.com/sharepoint/v3" xsi:nil="true"/>
-    <ImageTagsTaxHTField xmlns="71af3243-3dd4-4a8d-8c0d-dd76da1f02a5">
-      <Terms xmlns="http://schemas.microsoft.com/office/infopath/2007/PartnerControls"/>
-    </ImageTagsTaxHTField>
-    <TaxCatchAll xmlns="230e9df3-be65-4c73-a93b-d1236ebd677e" xsi:nil="true"/>
-    <MediaServiceKeyPoints xmlns="71af3243-3dd4-4a8d-8c0d-dd76da1f02a5" xsi:nil="true"/>
-  </documentManagement>
-</p:properties>
-</file>
-
-<file path=customXml/item4.xml><?xml version="1.0" encoding="utf-8"?>
 <ct:contentTypeSchema xmlns:ct="http://schemas.microsoft.com/office/2006/metadata/contentType" xmlns:ma="http://schemas.microsoft.com/office/2006/metadata/properties/metaAttributes" ct:_="" ma:_="" ma:contentTypeName="Document" ma:contentTypeID="0x01010079F111ED35F8CC479449609E8A0923A6" ma:contentTypeVersion="30" ma:contentTypeDescription="Create a new document." ma:contentTypeScope="" ma:versionID="cec0622158e8f13124e9e8fd4de31bd1">
   <xsd:schema xmlns:xsd="http://www.w3.org/2001/XMLSchema" xmlns:xs="http://www.w3.org/2001/XMLSchema" xmlns:p="http://schemas.microsoft.com/office/2006/metadata/properties" xmlns:ns1="http://schemas.microsoft.com/sharepoint/v3" xmlns:ns2="71af3243-3dd4-4a8d-8c0d-dd76da1f02a5" xmlns:ns3="16c05727-aa75-4e4a-9b5f-8a80a1165891" xmlns:ns4="230e9df3-be65-4c73-a93b-d1236ebd677e" targetNamespace="http://schemas.microsoft.com/office/2006/metadata/properties" ma:root="true" ma:fieldsID="3b52f30ab005d15df08657af532e6e38" ns1:_="" ns2:_="" ns3:_="" ns4:_="">
     <xsd:import namespace="http://schemas.microsoft.com/sharepoint/v3"/>
@@ -5372,35 +6199,48 @@
 </ct:contentTypeSchema>
 </file>
 
+<file path=customXml/item3.xml><?xml version="1.0" encoding="utf-8"?>
+<p:properties xmlns:p="http://schemas.microsoft.com/office/2006/metadata/properties" xmlns:xsi="http://www.w3.org/2001/XMLSchema-instance" xmlns:pc="http://schemas.microsoft.com/office/infopath/2007/PartnerControls">
+  <documentManagement>
+    <_ip_UnifiedCompliancePolicyUIAction xmlns="http://schemas.microsoft.com/sharepoint/v3" xsi:nil="true"/>
+    <Image xmlns="71af3243-3dd4-4a8d-8c0d-dd76da1f02a5">
+      <Url xsi:nil="true"/>
+      <Description xsi:nil="true"/>
+    </Image>
+    <Status xmlns="71af3243-3dd4-4a8d-8c0d-dd76da1f02a5">Not started</Status>
+    <Background xmlns="71af3243-3dd4-4a8d-8c0d-dd76da1f02a5">false</Background>
+    <_ip_UnifiedCompliancePolicyProperties xmlns="http://schemas.microsoft.com/sharepoint/v3" xsi:nil="true"/>
+    <ImageTagsTaxHTField xmlns="71af3243-3dd4-4a8d-8c0d-dd76da1f02a5">
+      <Terms xmlns="http://schemas.microsoft.com/office/infopath/2007/PartnerControls"/>
+    </ImageTagsTaxHTField>
+    <TaxCatchAll xmlns="230e9df3-be65-4c73-a93b-d1236ebd677e" xsi:nil="true"/>
+    <MediaServiceKeyPoints xmlns="71af3243-3dd4-4a8d-8c0d-dd76da1f02a5" xsi:nil="true"/>
+  </documentManagement>
+</p:properties>
+</file>
+
+<file path=customXml/item4.xml><?xml version="1.0" encoding="utf-8"?>
+<?mso-contentType ?>
+<FormTemplates xmlns="http://schemas.microsoft.com/sharepoint/v3/contenttype/forms">
+  <Display>DocumentLibraryForm</Display>
+  <Edit>DocumentLibraryForm</Edit>
+  <New>DocumentLibraryForm</New>
+</FormTemplates>
+</file>
+
+<file path=customXml/item5.xml><?xml version="1.0" encoding="utf-8"?>
+<b:Sources xmlns:b="http://schemas.openxmlformats.org/officeDocument/2006/bibliography" xmlns="http://schemas.openxmlformats.org/officeDocument/2006/bibliography" SelectedStyle="/APASixthEditionOfficeOnline.xsl" StyleName="APA" Version="6"/>
+</file>
+
 <file path=customXml/itemProps1.xml><?xml version="1.0" encoding="utf-8"?>
-<ds:datastoreItem xmlns:ds="http://schemas.openxmlformats.org/officeDocument/2006/customXml" ds:itemID="{472D6006-AE70-8C4D-9BA0-029BC6376BBE}">
+<ds:datastoreItem xmlns:ds="http://schemas.openxmlformats.org/officeDocument/2006/customXml" ds:itemID="{55AF091B-3C7A-41E3-B477-F2FDAA23CFDA}">
   <ds:schemaRefs>
-    <ds:schemaRef ds:uri="http://schemas.openxmlformats.org/officeDocument/2006/bibliography"/>
+    <ds:schemaRef ds:uri="http://schemas.microsoft.com/office/2006/coverPageProps"/>
   </ds:schemaRefs>
 </ds:datastoreItem>
 </file>
 
 <file path=customXml/itemProps2.xml><?xml version="1.0" encoding="utf-8"?>
-<ds:datastoreItem xmlns:ds="http://schemas.openxmlformats.org/officeDocument/2006/customXml" ds:itemID="{5D5F9B9C-5DD6-48B7-8D8E-B95F0BA12560}">
-  <ds:schemaRefs>
-    <ds:schemaRef ds:uri="http://schemas.microsoft.com/sharepoint/v3/contenttype/forms"/>
-  </ds:schemaRefs>
-</ds:datastoreItem>
-</file>
-
-<file path=customXml/itemProps3.xml><?xml version="1.0" encoding="utf-8"?>
-<ds:datastoreItem xmlns:ds="http://schemas.openxmlformats.org/officeDocument/2006/customXml" ds:itemID="{1423AC32-003E-403C-A4AE-FF5A56A188F5}">
-  <ds:schemaRefs>
-    <ds:schemaRef ds:uri="http://schemas.microsoft.com/office/2006/metadata/properties"/>
-    <ds:schemaRef ds:uri="http://schemas.microsoft.com/office/infopath/2007/PartnerControls"/>
-    <ds:schemaRef ds:uri="http://schemas.microsoft.com/sharepoint/v3"/>
-    <ds:schemaRef ds:uri="71af3243-3dd4-4a8d-8c0d-dd76da1f02a5"/>
-    <ds:schemaRef ds:uri="230e9df3-be65-4c73-a93b-d1236ebd677e"/>
-  </ds:schemaRefs>
-</ds:datastoreItem>
-</file>
-
-<file path=customXml/itemProps4.xml><?xml version="1.0" encoding="utf-8"?>
 <ds:datastoreItem xmlns:ds="http://schemas.openxmlformats.org/officeDocument/2006/customXml" ds:itemID="{19B393CF-F867-4A5F-A744-EAB4BF3FF75E}">
   <ds:schemaRefs>
     <ds:schemaRef ds:uri="http://schemas.microsoft.com/office/2006/metadata/contentType"/>
@@ -5421,6 +6261,34 @@
 </ds:datastoreItem>
 </file>
 
+<file path=customXml/itemProps3.xml><?xml version="1.0" encoding="utf-8"?>
+<ds:datastoreItem xmlns:ds="http://schemas.openxmlformats.org/officeDocument/2006/customXml" ds:itemID="{1423AC32-003E-403C-A4AE-FF5A56A188F5}">
+  <ds:schemaRefs>
+    <ds:schemaRef ds:uri="http://schemas.microsoft.com/office/2006/metadata/properties"/>
+    <ds:schemaRef ds:uri="http://schemas.microsoft.com/office/infopath/2007/PartnerControls"/>
+    <ds:schemaRef ds:uri="http://schemas.microsoft.com/sharepoint/v3"/>
+    <ds:schemaRef ds:uri="71af3243-3dd4-4a8d-8c0d-dd76da1f02a5"/>
+    <ds:schemaRef ds:uri="230e9df3-be65-4c73-a93b-d1236ebd677e"/>
+  </ds:schemaRefs>
+</ds:datastoreItem>
+</file>
+
+<file path=customXml/itemProps4.xml><?xml version="1.0" encoding="utf-8"?>
+<ds:datastoreItem xmlns:ds="http://schemas.openxmlformats.org/officeDocument/2006/customXml" ds:itemID="{5D5F9B9C-5DD6-48B7-8D8E-B95F0BA12560}">
+  <ds:schemaRefs>
+    <ds:schemaRef ds:uri="http://schemas.microsoft.com/sharepoint/v3/contenttype/forms"/>
+  </ds:schemaRefs>
+</ds:datastoreItem>
+</file>
+
+<file path=customXml/itemProps5.xml><?xml version="1.0" encoding="utf-8"?>
+<ds:datastoreItem xmlns:ds="http://schemas.openxmlformats.org/officeDocument/2006/customXml" ds:itemID="{472D6006-AE70-8C4D-9BA0-029BC6376BBE}">
+  <ds:schemaRefs>
+    <ds:schemaRef ds:uri="http://schemas.openxmlformats.org/officeDocument/2006/bibliography"/>
+  </ds:schemaRefs>
+</ds:datastoreItem>
+</file>
+
 <file path=docMetadata/LabelInfo.xml><?xml version="1.0" encoding="utf-8"?>
 <clbl:labelList xmlns:clbl="http://schemas.microsoft.com/office/2020/mipLabelMetadata">
   <clbl:label id="{d4def53c-905d-442a-ba22-72ae0f5bcf4f}" enabled="1" method="Standard" siteId="{6c637512-c417-4e78-9d62-b61258e4b619}" removed="0"/>

--- a/assets/templates/docx-template.docx
+++ b/assets/templates/docx-template.docx
@@ -588,6 +588,7 @@
         <w:tab w:val="center" w:pos="5400"/>
         <w:tab w:val="right" w:pos="10800"/>
       </w:tabs>
+      <w:jc w:val="right"/>
       <w:rPr>
         <w:sz w:val="13"/>
         <w:szCs w:val="13"/>
@@ -5882,6 +5883,26 @@
 </file>
 
 <file path=customXml/item2.xml><?xml version="1.0" encoding="utf-8"?>
+<p:properties xmlns:p="http://schemas.microsoft.com/office/2006/metadata/properties" xmlns:xsi="http://www.w3.org/2001/XMLSchema-instance" xmlns:pc="http://schemas.microsoft.com/office/infopath/2007/PartnerControls">
+  <documentManagement>
+    <_ip_UnifiedCompliancePolicyUIAction xmlns="http://schemas.microsoft.com/sharepoint/v3" xsi:nil="true"/>
+    <Image xmlns="71af3243-3dd4-4a8d-8c0d-dd76da1f02a5">
+      <Url xsi:nil="true"/>
+      <Description xsi:nil="true"/>
+    </Image>
+    <Status xmlns="71af3243-3dd4-4a8d-8c0d-dd76da1f02a5">Not started</Status>
+    <Background xmlns="71af3243-3dd4-4a8d-8c0d-dd76da1f02a5">false</Background>
+    <_ip_UnifiedCompliancePolicyProperties xmlns="http://schemas.microsoft.com/sharepoint/v3" xsi:nil="true"/>
+    <ImageTagsTaxHTField xmlns="71af3243-3dd4-4a8d-8c0d-dd76da1f02a5">
+      <Terms xmlns="http://schemas.microsoft.com/office/infopath/2007/PartnerControls"/>
+    </ImageTagsTaxHTField>
+    <TaxCatchAll xmlns="230e9df3-be65-4c73-a93b-d1236ebd677e" xsi:nil="true"/>
+    <MediaServiceKeyPoints xmlns="71af3243-3dd4-4a8d-8c0d-dd76da1f02a5" xsi:nil="true"/>
+  </documentManagement>
+</p:properties>
+</file>
+
+<file path=customXml/item3.xml><?xml version="1.0" encoding="utf-8"?>
 <ct:contentTypeSchema xmlns:ct="http://schemas.microsoft.com/office/2006/metadata/contentType" xmlns:ma="http://schemas.microsoft.com/office/2006/metadata/properties/metaAttributes" ct:_="" ma:_="" ma:contentTypeName="Document" ma:contentTypeID="0x01010079F111ED35F8CC479449609E8A0923A6" ma:contentTypeVersion="30" ma:contentTypeDescription="Create a new document." ma:contentTypeScope="" ma:versionID="cec0622158e8f13124e9e8fd4de31bd1">
   <xsd:schema xmlns:xsd="http://www.w3.org/2001/XMLSchema" xmlns:xs="http://www.w3.org/2001/XMLSchema" xmlns:p="http://schemas.microsoft.com/office/2006/metadata/properties" xmlns:ns1="http://schemas.microsoft.com/sharepoint/v3" xmlns:ns2="71af3243-3dd4-4a8d-8c0d-dd76da1f02a5" xmlns:ns3="16c05727-aa75-4e4a-9b5f-8a80a1165891" xmlns:ns4="230e9df3-be65-4c73-a93b-d1236ebd677e" targetNamespace="http://schemas.microsoft.com/office/2006/metadata/properties" ma:root="true" ma:fieldsID="3b52f30ab005d15df08657af532e6e38" ns1:_="" ns2:_="" ns3:_="" ns4:_="">
     <xsd:import namespace="http://schemas.microsoft.com/sharepoint/v3"/>
@@ -6199,37 +6220,17 @@
 </ct:contentTypeSchema>
 </file>
 
-<file path=customXml/item3.xml><?xml version="1.0" encoding="utf-8"?>
-<p:properties xmlns:p="http://schemas.microsoft.com/office/2006/metadata/properties" xmlns:xsi="http://www.w3.org/2001/XMLSchema-instance" xmlns:pc="http://schemas.microsoft.com/office/infopath/2007/PartnerControls">
-  <documentManagement>
-    <_ip_UnifiedCompliancePolicyUIAction xmlns="http://schemas.microsoft.com/sharepoint/v3" xsi:nil="true"/>
-    <Image xmlns="71af3243-3dd4-4a8d-8c0d-dd76da1f02a5">
-      <Url xsi:nil="true"/>
-      <Description xsi:nil="true"/>
-    </Image>
-    <Status xmlns="71af3243-3dd4-4a8d-8c0d-dd76da1f02a5">Not started</Status>
-    <Background xmlns="71af3243-3dd4-4a8d-8c0d-dd76da1f02a5">false</Background>
-    <_ip_UnifiedCompliancePolicyProperties xmlns="http://schemas.microsoft.com/sharepoint/v3" xsi:nil="true"/>
-    <ImageTagsTaxHTField xmlns="71af3243-3dd4-4a8d-8c0d-dd76da1f02a5">
-      <Terms xmlns="http://schemas.microsoft.com/office/infopath/2007/PartnerControls"/>
-    </ImageTagsTaxHTField>
-    <TaxCatchAll xmlns="230e9df3-be65-4c73-a93b-d1236ebd677e" xsi:nil="true"/>
-    <MediaServiceKeyPoints xmlns="71af3243-3dd4-4a8d-8c0d-dd76da1f02a5" xsi:nil="true"/>
-  </documentManagement>
-</p:properties>
+<file path=customXml/item4.xml><?xml version="1.0" encoding="utf-8"?>
+<b:Sources xmlns:b="http://schemas.openxmlformats.org/officeDocument/2006/bibliography" xmlns="http://schemas.openxmlformats.org/officeDocument/2006/bibliography" SelectedStyle="/APASixthEditionOfficeOnline.xsl" StyleName="APA" Version="6"/>
 </file>
 
-<file path=customXml/item4.xml><?xml version="1.0" encoding="utf-8"?>
+<file path=customXml/item5.xml><?xml version="1.0" encoding="utf-8"?>
 <?mso-contentType ?>
 <FormTemplates xmlns="http://schemas.microsoft.com/sharepoint/v3/contenttype/forms">
   <Display>DocumentLibraryForm</Display>
   <Edit>DocumentLibraryForm</Edit>
   <New>DocumentLibraryForm</New>
 </FormTemplates>
-</file>
-
-<file path=customXml/item5.xml><?xml version="1.0" encoding="utf-8"?>
-<b:Sources xmlns:b="http://schemas.openxmlformats.org/officeDocument/2006/bibliography" xmlns="http://schemas.openxmlformats.org/officeDocument/2006/bibliography" SelectedStyle="/APASixthEditionOfficeOnline.xsl" StyleName="APA" Version="6"/>
 </file>
 
 <file path=customXml/itemProps1.xml><?xml version="1.0" encoding="utf-8"?>
@@ -6241,6 +6242,18 @@
 </file>
 
 <file path=customXml/itemProps2.xml><?xml version="1.0" encoding="utf-8"?>
+<ds:datastoreItem xmlns:ds="http://schemas.openxmlformats.org/officeDocument/2006/customXml" ds:itemID="{1423AC32-003E-403C-A4AE-FF5A56A188F5}">
+  <ds:schemaRefs>
+    <ds:schemaRef ds:uri="http://schemas.microsoft.com/office/2006/metadata/properties"/>
+    <ds:schemaRef ds:uri="http://schemas.microsoft.com/office/infopath/2007/PartnerControls"/>
+    <ds:schemaRef ds:uri="http://schemas.microsoft.com/sharepoint/v3"/>
+    <ds:schemaRef ds:uri="71af3243-3dd4-4a8d-8c0d-dd76da1f02a5"/>
+    <ds:schemaRef ds:uri="230e9df3-be65-4c73-a93b-d1236ebd677e"/>
+  </ds:schemaRefs>
+</ds:datastoreItem>
+</file>
+
+<file path=customXml/itemProps3.xml><?xml version="1.0" encoding="utf-8"?>
 <ds:datastoreItem xmlns:ds="http://schemas.openxmlformats.org/officeDocument/2006/customXml" ds:itemID="{19B393CF-F867-4A5F-A744-EAB4BF3FF75E}">
   <ds:schemaRefs>
     <ds:schemaRef ds:uri="http://schemas.microsoft.com/office/2006/metadata/contentType"/>
@@ -6261,30 +6274,18 @@
 </ds:datastoreItem>
 </file>
 
-<file path=customXml/itemProps3.xml><?xml version="1.0" encoding="utf-8"?>
-<ds:datastoreItem xmlns:ds="http://schemas.openxmlformats.org/officeDocument/2006/customXml" ds:itemID="{1423AC32-003E-403C-A4AE-FF5A56A188F5}">
+<file path=customXml/itemProps4.xml><?xml version="1.0" encoding="utf-8"?>
+<ds:datastoreItem xmlns:ds="http://schemas.openxmlformats.org/officeDocument/2006/customXml" ds:itemID="{472D6006-AE70-8C4D-9BA0-029BC6376BBE}">
   <ds:schemaRefs>
-    <ds:schemaRef ds:uri="http://schemas.microsoft.com/office/2006/metadata/properties"/>
-    <ds:schemaRef ds:uri="http://schemas.microsoft.com/office/infopath/2007/PartnerControls"/>
-    <ds:schemaRef ds:uri="http://schemas.microsoft.com/sharepoint/v3"/>
-    <ds:schemaRef ds:uri="71af3243-3dd4-4a8d-8c0d-dd76da1f02a5"/>
-    <ds:schemaRef ds:uri="230e9df3-be65-4c73-a93b-d1236ebd677e"/>
-  </ds:schemaRefs>
-</ds:datastoreItem>
-</file>
-
-<file path=customXml/itemProps4.xml><?xml version="1.0" encoding="utf-8"?>
-<ds:datastoreItem xmlns:ds="http://schemas.openxmlformats.org/officeDocument/2006/customXml" ds:itemID="{5D5F9B9C-5DD6-48B7-8D8E-B95F0BA12560}">
-  <ds:schemaRefs>
-    <ds:schemaRef ds:uri="http://schemas.microsoft.com/sharepoint/v3/contenttype/forms"/>
+    <ds:schemaRef ds:uri="http://schemas.openxmlformats.org/officeDocument/2006/bibliography"/>
   </ds:schemaRefs>
 </ds:datastoreItem>
 </file>
 
 <file path=customXml/itemProps5.xml><?xml version="1.0" encoding="utf-8"?>
-<ds:datastoreItem xmlns:ds="http://schemas.openxmlformats.org/officeDocument/2006/customXml" ds:itemID="{472D6006-AE70-8C4D-9BA0-029BC6376BBE}">
+<ds:datastoreItem xmlns:ds="http://schemas.openxmlformats.org/officeDocument/2006/customXml" ds:itemID="{5D5F9B9C-5DD6-48B7-8D8E-B95F0BA12560}">
   <ds:schemaRefs>
-    <ds:schemaRef ds:uri="http://schemas.openxmlformats.org/officeDocument/2006/bibliography"/>
+    <ds:schemaRef ds:uri="http://schemas.microsoft.com/sharepoint/v3/contenttype/forms"/>
   </ds:schemaRefs>
 </ds:datastoreItem>
 </file>
